--- a/submission_files/results_in_engineering_upload_package/06_Tables_Editable.docx
+++ b/submission_files/results_in_engineering_upload_package/06_Tables_Editable.docx
@@ -19,6 +19,2615 @@
       <w:r>
         <w:t>These tables are provided as an editable version for journal upload.</w:t>
       </w:r>
+    </w:p>
+    <w:p>
+      <w:pPr>
+        <w:pStyle w:val="Heading2"/>
+      </w:pPr>
+      <w:r>
+        <w:t>RadioML full benchmark clean performance</w:t>
+      </w:r>
+    </w:p>
+    <w:tbl>
+      <w:tblPr>
+        <w:tblStyle w:val="TableGrid"/>
+        <w:tblW w:type="auto" w:w="0"/>
+        <w:jc w:val="center"/>
+        <w:tblLook w:firstColumn="1" w:firstRow="1" w:lastColumn="0" w:lastRow="0" w:noHBand="0" w:noVBand="1" w:val="04A0"/>
+      </w:tblPr>
+      <w:tblGrid>
+        <w:gridCol w:w="1872"/>
+        <w:gridCol w:w="1872"/>
+        <w:gridCol w:w="1872"/>
+        <w:gridCol w:w="1872"/>
+        <w:gridCol w:w="1872"/>
+      </w:tblGrid>
+      <w:tr>
+        <w:tc>
+          <w:tcPr>
+            <w:tcW w:type="dxa" w:w="1872"/>
+            <w:vAlign w:val="center"/>
+          </w:tcPr>
+          <w:p>
+            <w:r>
+              <w:rPr>
+                <w:b/>
+              </w:rPr>
+              <w:t>model</w:t>
+            </w:r>
+          </w:p>
+        </w:tc>
+        <w:tc>
+          <w:tcPr>
+            <w:tcW w:type="dxa" w:w="1872"/>
+            <w:vAlign w:val="center"/>
+          </w:tcPr>
+          <w:p>
+            <w:r>
+              <w:rPr>
+                <w:b/>
+              </w:rPr>
+              <w:t>model_label</w:t>
+            </w:r>
+          </w:p>
+        </w:tc>
+        <w:tc>
+          <w:tcPr>
+            <w:tcW w:type="dxa" w:w="1872"/>
+            <w:vAlign w:val="center"/>
+          </w:tcPr>
+          <w:p>
+            <w:r>
+              <w:rPr>
+                <w:b/>
+              </w:rPr>
+              <w:t>examples</w:t>
+            </w:r>
+          </w:p>
+        </w:tc>
+        <w:tc>
+          <w:tcPr>
+            <w:tcW w:type="dxa" w:w="1872"/>
+            <w:vAlign w:val="center"/>
+          </w:tcPr>
+          <w:p>
+            <w:r>
+              <w:rPr>
+                <w:b/>
+              </w:rPr>
+              <w:t>accuracy</w:t>
+            </w:r>
+          </w:p>
+        </w:tc>
+        <w:tc>
+          <w:tcPr>
+            <w:tcW w:type="dxa" w:w="1872"/>
+            <w:vAlign w:val="center"/>
+          </w:tcPr>
+          <w:p>
+            <w:r>
+              <w:rPr>
+                <w:b/>
+              </w:rPr>
+              <w:t>macro_f1</w:t>
+            </w:r>
+          </w:p>
+        </w:tc>
+      </w:tr>
+      <w:tr>
+        <w:tc>
+          <w:tcPr>
+            <w:tcW w:type="dxa" w:w="1872"/>
+            <w:vAlign w:val="center"/>
+          </w:tcPr>
+          <w:p>
+            <w:r>
+              <w:t>iq_cnn</w:t>
+            </w:r>
+          </w:p>
+        </w:tc>
+        <w:tc>
+          <w:tcPr>
+            <w:tcW w:type="dxa" w:w="1872"/>
+            <w:vAlign w:val="center"/>
+          </w:tcPr>
+          <w:p>
+            <w:r>
+              <w:t>Raw-IQ CNN</w:t>
+            </w:r>
+          </w:p>
+        </w:tc>
+        <w:tc>
+          <w:tcPr>
+            <w:tcW w:type="dxa" w:w="1872"/>
+            <w:vAlign w:val="center"/>
+          </w:tcPr>
+          <w:p>
+            <w:r>
+              <w:t>20000</w:t>
+            </w:r>
+          </w:p>
+        </w:tc>
+        <w:tc>
+          <w:tcPr>
+            <w:tcW w:type="dxa" w:w="1872"/>
+            <w:vAlign w:val="center"/>
+          </w:tcPr>
+          <w:p>
+            <w:r>
+              <w:t>0.51145</w:t>
+            </w:r>
+          </w:p>
+        </w:tc>
+        <w:tc>
+          <w:tcPr>
+            <w:tcW w:type="dxa" w:w="1872"/>
+            <w:vAlign w:val="center"/>
+          </w:tcPr>
+          <w:p>
+            <w:r>
+              <w:t>0.5230783414119142</w:t>
+            </w:r>
+          </w:p>
+        </w:tc>
+      </w:tr>
+      <w:tr>
+        <w:tc>
+          <w:tcPr>
+            <w:tcW w:type="dxa" w:w="1872"/>
+            <w:vAlign w:val="center"/>
+          </w:tcPr>
+          <w:p>
+            <w:r>
+              <w:t>random_forest</w:t>
+            </w:r>
+          </w:p>
+        </w:tc>
+        <w:tc>
+          <w:tcPr>
+            <w:tcW w:type="dxa" w:w="1872"/>
+            <w:vAlign w:val="center"/>
+          </w:tcPr>
+          <w:p>
+            <w:r>
+              <w:t>Random Forest</w:t>
+            </w:r>
+          </w:p>
+        </w:tc>
+        <w:tc>
+          <w:tcPr>
+            <w:tcW w:type="dxa" w:w="1872"/>
+            <w:vAlign w:val="center"/>
+          </w:tcPr>
+          <w:p>
+            <w:r>
+              <w:t>10000</w:t>
+            </w:r>
+          </w:p>
+        </w:tc>
+        <w:tc>
+          <w:tcPr>
+            <w:tcW w:type="dxa" w:w="1872"/>
+            <w:vAlign w:val="center"/>
+          </w:tcPr>
+          <w:p>
+            <w:r>
+              <w:t>0.4846</w:t>
+            </w:r>
+          </w:p>
+        </w:tc>
+        <w:tc>
+          <w:tcPr>
+            <w:tcW w:type="dxa" w:w="1872"/>
+            <w:vAlign w:val="center"/>
+          </w:tcPr>
+          <w:p>
+            <w:r>
+              <w:t>0.4962952757613866</w:t>
+            </w:r>
+          </w:p>
+        </w:tc>
+      </w:tr>
+      <w:tr>
+        <w:tc>
+          <w:tcPr>
+            <w:tcW w:type="dxa" w:w="1872"/>
+            <w:vAlign w:val="center"/>
+          </w:tcPr>
+          <w:p>
+            <w:r>
+              <w:t>rbf_svm</w:t>
+            </w:r>
+          </w:p>
+        </w:tc>
+        <w:tc>
+          <w:tcPr>
+            <w:tcW w:type="dxa" w:w="1872"/>
+            <w:vAlign w:val="center"/>
+          </w:tcPr>
+          <w:p>
+            <w:r>
+              <w:t>RBF-SVM</w:t>
+            </w:r>
+          </w:p>
+        </w:tc>
+        <w:tc>
+          <w:tcPr>
+            <w:tcW w:type="dxa" w:w="1872"/>
+            <w:vAlign w:val="center"/>
+          </w:tcPr>
+          <w:p>
+            <w:r>
+              <w:t>10000</w:t>
+            </w:r>
+          </w:p>
+        </w:tc>
+        <w:tc>
+          <w:tcPr>
+            <w:tcW w:type="dxa" w:w="1872"/>
+            <w:vAlign w:val="center"/>
+          </w:tcPr>
+          <w:p>
+            <w:r>
+              <w:t>0.4739</w:t>
+            </w:r>
+          </w:p>
+        </w:tc>
+        <w:tc>
+          <w:tcPr>
+            <w:tcW w:type="dxa" w:w="1872"/>
+            <w:vAlign w:val="center"/>
+          </w:tcPr>
+          <w:p>
+            <w:r>
+              <w:t>0.4887446796025116</w:t>
+            </w:r>
+          </w:p>
+        </w:tc>
+      </w:tr>
+      <w:tr>
+        <w:tc>
+          <w:tcPr>
+            <w:tcW w:type="dxa" w:w="1872"/>
+            <w:vAlign w:val="center"/>
+          </w:tcPr>
+          <w:p>
+            <w:r>
+              <w:t>logistic_regression</w:t>
+            </w:r>
+          </w:p>
+        </w:tc>
+        <w:tc>
+          <w:tcPr>
+            <w:tcW w:type="dxa" w:w="1872"/>
+            <w:vAlign w:val="center"/>
+          </w:tcPr>
+          <w:p>
+            <w:r>
+              <w:t>Logistic Regression</w:t>
+            </w:r>
+          </w:p>
+        </w:tc>
+        <w:tc>
+          <w:tcPr>
+            <w:tcW w:type="dxa" w:w="1872"/>
+            <w:vAlign w:val="center"/>
+          </w:tcPr>
+          <w:p>
+            <w:r>
+              <w:t>10000</w:t>
+            </w:r>
+          </w:p>
+        </w:tc>
+        <w:tc>
+          <w:tcPr>
+            <w:tcW w:type="dxa" w:w="1872"/>
+            <w:vAlign w:val="center"/>
+          </w:tcPr>
+          <w:p>
+            <w:r>
+              <w:t>0.4344</w:t>
+            </w:r>
+          </w:p>
+        </w:tc>
+        <w:tc>
+          <w:tcPr>
+            <w:tcW w:type="dxa" w:w="1872"/>
+            <w:vAlign w:val="center"/>
+          </w:tcPr>
+          <w:p>
+            <w:r>
+              <w:t>0.4344591026139468</w:t>
+            </w:r>
+          </w:p>
+        </w:tc>
+      </w:tr>
+      <w:tr>
+        <w:tc>
+          <w:tcPr>
+            <w:tcW w:type="dxa" w:w="1872"/>
+            <w:vAlign w:val="center"/>
+          </w:tcPr>
+          <w:p>
+            <w:r>
+              <w:t>simulated_quantum_feature_kernel_svm</w:t>
+            </w:r>
+          </w:p>
+        </w:tc>
+        <w:tc>
+          <w:tcPr>
+            <w:tcW w:type="dxa" w:w="1872"/>
+            <w:vAlign w:val="center"/>
+          </w:tcPr>
+          <w:p>
+            <w:r>
+              <w:t>Simulated QFM-Kernel SVM</w:t>
+            </w:r>
+          </w:p>
+        </w:tc>
+        <w:tc>
+          <w:tcPr>
+            <w:tcW w:type="dxa" w:w="1872"/>
+            <w:vAlign w:val="center"/>
+          </w:tcPr>
+          <w:p>
+            <w:r>
+              <w:t>880</w:t>
+            </w:r>
+          </w:p>
+        </w:tc>
+        <w:tc>
+          <w:tcPr>
+            <w:tcW w:type="dxa" w:w="1872"/>
+            <w:vAlign w:val="center"/>
+          </w:tcPr>
+          <w:p>
+            <w:r>
+              <w:t>0.3090909090909091</w:t>
+            </w:r>
+          </w:p>
+        </w:tc>
+        <w:tc>
+          <w:tcPr>
+            <w:tcW w:type="dxa" w:w="1872"/>
+            <w:vAlign w:val="center"/>
+          </w:tcPr>
+          <w:p>
+            <w:r>
+              <w:t>0.2952720764332058</w:t>
+            </w:r>
+          </w:p>
+        </w:tc>
+      </w:tr>
+    </w:tbl>
+    <w:p>
+      <w:r/>
+    </w:p>
+    <w:p>
+      <w:pPr>
+        <w:pStyle w:val="Heading2"/>
+      </w:pPr>
+      <w:r>
+        <w:t>RadioML full benchmark method configuration</w:t>
+      </w:r>
+    </w:p>
+    <w:tbl>
+      <w:tblPr>
+        <w:tblStyle w:val="TableGrid"/>
+        <w:tblW w:type="auto" w:w="0"/>
+        <w:jc w:val="center"/>
+        <w:tblLook w:firstColumn="1" w:firstRow="1" w:lastColumn="0" w:lastRow="0" w:noHBand="0" w:noVBand="1" w:val="04A0"/>
+      </w:tblPr>
+      <w:tblGrid>
+        <w:gridCol w:w="2340"/>
+        <w:gridCol w:w="2340"/>
+        <w:gridCol w:w="2340"/>
+        <w:gridCol w:w="2340"/>
+      </w:tblGrid>
+      <w:tr>
+        <w:tc>
+          <w:tcPr>
+            <w:tcW w:type="dxa" w:w="2340"/>
+            <w:vAlign w:val="center"/>
+          </w:tcPr>
+          <w:p>
+            <w:r>
+              <w:rPr>
+                <w:b/>
+              </w:rPr>
+              <w:t>method</w:t>
+            </w:r>
+          </w:p>
+        </w:tc>
+        <w:tc>
+          <w:tcPr>
+            <w:tcW w:type="dxa" w:w="2340"/>
+            <w:vAlign w:val="center"/>
+          </w:tcPr>
+          <w:p>
+            <w:r>
+              <w:rPr>
+                <w:b/>
+              </w:rPr>
+              <w:t>models</w:t>
+            </w:r>
+          </w:p>
+        </w:tc>
+        <w:tc>
+          <w:tcPr>
+            <w:tcW w:type="dxa" w:w="2340"/>
+            <w:vAlign w:val="center"/>
+          </w:tcPr>
+          <w:p>
+            <w:r>
+              <w:rPr>
+                <w:b/>
+              </w:rPr>
+              <w:t>train_examples</w:t>
+            </w:r>
+          </w:p>
+        </w:tc>
+        <w:tc>
+          <w:tcPr>
+            <w:tcW w:type="dxa" w:w="2340"/>
+            <w:vAlign w:val="center"/>
+          </w:tcPr>
+          <w:p>
+            <w:r>
+              <w:rPr>
+                <w:b/>
+              </w:rPr>
+              <w:t>test_examples</w:t>
+            </w:r>
+          </w:p>
+        </w:tc>
+      </w:tr>
+      <w:tr>
+        <w:tc>
+          <w:tcPr>
+            <w:tcW w:type="dxa" w:w="2340"/>
+            <w:vAlign w:val="center"/>
+          </w:tcPr>
+          <w:p>
+            <w:r>
+              <w:t>Classical baselines</w:t>
+            </w:r>
+          </w:p>
+        </w:tc>
+        <w:tc>
+          <w:tcPr>
+            <w:tcW w:type="dxa" w:w="2340"/>
+            <w:vAlign w:val="center"/>
+          </w:tcPr>
+          <w:p>
+            <w:r>
+              <w:t>Logistic Regression; Random Forest; RBF-SVM</w:t>
+            </w:r>
+          </w:p>
+        </w:tc>
+        <w:tc>
+          <w:tcPr>
+            <w:tcW w:type="dxa" w:w="2340"/>
+            <w:vAlign w:val="center"/>
+          </w:tcPr>
+          <w:p>
+            <w:r>
+              <w:t>30000</w:t>
+            </w:r>
+          </w:p>
+        </w:tc>
+        <w:tc>
+          <w:tcPr>
+            <w:tcW w:type="dxa" w:w="2340"/>
+            <w:vAlign w:val="center"/>
+          </w:tcPr>
+          <w:p>
+            <w:r>
+              <w:t>10000</w:t>
+            </w:r>
+          </w:p>
+        </w:tc>
+      </w:tr>
+      <w:tr>
+        <w:tc>
+          <w:tcPr>
+            <w:tcW w:type="dxa" w:w="2340"/>
+            <w:vAlign w:val="center"/>
+          </w:tcPr>
+          <w:p>
+            <w:r>
+              <w:t>Raw-IQ CNN</w:t>
+            </w:r>
+          </w:p>
+        </w:tc>
+        <w:tc>
+          <w:tcPr>
+            <w:tcW w:type="dxa" w:w="2340"/>
+            <w:vAlign w:val="center"/>
+          </w:tcPr>
+          <w:p>
+            <w:r>
+              <w:t>Compact 1D convolutional neural network</w:t>
+            </w:r>
+          </w:p>
+        </w:tc>
+        <w:tc>
+          <w:tcPr>
+            <w:tcW w:type="dxa" w:w="2340"/>
+            <w:vAlign w:val="center"/>
+          </w:tcPr>
+          <w:p>
+            <w:r>
+              <w:t>80000</w:t>
+            </w:r>
+          </w:p>
+        </w:tc>
+        <w:tc>
+          <w:tcPr>
+            <w:tcW w:type="dxa" w:w="2340"/>
+            <w:vAlign w:val="center"/>
+          </w:tcPr>
+          <w:p>
+            <w:r>
+              <w:t>20000</w:t>
+            </w:r>
+          </w:p>
+        </w:tc>
+      </w:tr>
+      <w:tr>
+        <w:tc>
+          <w:tcPr>
+            <w:tcW w:type="dxa" w:w="2340"/>
+            <w:vAlign w:val="center"/>
+          </w:tcPr>
+          <w:p>
+            <w:r>
+              <w:t>Simulated QFM-Kernel SVM</w:t>
+            </w:r>
+          </w:p>
+        </w:tc>
+        <w:tc>
+          <w:tcPr>
+            <w:tcW w:type="dxa" w:w="2340"/>
+            <w:vAlign w:val="center"/>
+          </w:tcPr>
+          <w:p>
+            <w:r>
+              <w:t>Five-qubit simulated feature-map kernel with SVM</w:t>
+            </w:r>
+          </w:p>
+        </w:tc>
+        <w:tc>
+          <w:tcPr>
+            <w:tcW w:type="dxa" w:w="2340"/>
+            <w:vAlign w:val="center"/>
+          </w:tcPr>
+          <w:p>
+            <w:r>
+              <w:t>120 per class cap</w:t>
+            </w:r>
+          </w:p>
+        </w:tc>
+        <w:tc>
+          <w:tcPr>
+            <w:tcW w:type="dxa" w:w="2340"/>
+            <w:vAlign w:val="center"/>
+          </w:tcPr>
+          <w:p>
+            <w:r>
+              <w:t>80 per class cap</w:t>
+            </w:r>
+          </w:p>
+        </w:tc>
+      </w:tr>
+    </w:tbl>
+    <w:p>
+      <w:r/>
+    </w:p>
+    <w:p>
+      <w:pPr>
+        <w:pStyle w:val="Heading2"/>
+      </w:pPr>
+      <w:r>
+        <w:t>RadioML full benchmark robustness drops</w:t>
+      </w:r>
+    </w:p>
+    <w:tbl>
+      <w:tblPr>
+        <w:tblStyle w:val="TableGrid"/>
+        <w:tblW w:type="auto" w:w="0"/>
+        <w:jc w:val="center"/>
+        <w:tblLook w:firstColumn="1" w:firstRow="1" w:lastColumn="0" w:lastRow="0" w:noHBand="0" w:noVBand="1" w:val="04A0"/>
+      </w:tblPr>
+      <w:tblGrid>
+        <w:gridCol w:w="1337"/>
+        <w:gridCol w:w="1337"/>
+        <w:gridCol w:w="1337"/>
+        <w:gridCol w:w="1337"/>
+        <w:gridCol w:w="1337"/>
+        <w:gridCol w:w="1337"/>
+        <w:gridCol w:w="1337"/>
+      </w:tblGrid>
+      <w:tr>
+        <w:tc>
+          <w:tcPr>
+            <w:tcW w:type="dxa" w:w="1337"/>
+            <w:vAlign w:val="center"/>
+          </w:tcPr>
+          <w:p>
+            <w:r>
+              <w:rPr>
+                <w:b/>
+              </w:rPr>
+              <w:t>model</w:t>
+            </w:r>
+          </w:p>
+        </w:tc>
+        <w:tc>
+          <w:tcPr>
+            <w:tcW w:type="dxa" w:w="1337"/>
+            <w:vAlign w:val="center"/>
+          </w:tcPr>
+          <w:p>
+            <w:r>
+              <w:rPr>
+                <w:b/>
+              </w:rPr>
+              <w:t>model_label</w:t>
+            </w:r>
+          </w:p>
+        </w:tc>
+        <w:tc>
+          <w:tcPr>
+            <w:tcW w:type="dxa" w:w="1337"/>
+            <w:vAlign w:val="center"/>
+          </w:tcPr>
+          <w:p>
+            <w:r>
+              <w:rPr>
+                <w:b/>
+              </w:rPr>
+              <w:t>condition</w:t>
+            </w:r>
+          </w:p>
+        </w:tc>
+        <w:tc>
+          <w:tcPr>
+            <w:tcW w:type="dxa" w:w="1337"/>
+            <w:vAlign w:val="center"/>
+          </w:tcPr>
+          <w:p>
+            <w:r>
+              <w:rPr>
+                <w:b/>
+              </w:rPr>
+              <w:t>accuracy</w:t>
+            </w:r>
+          </w:p>
+        </w:tc>
+        <w:tc>
+          <w:tcPr>
+            <w:tcW w:type="dxa" w:w="1337"/>
+            <w:vAlign w:val="center"/>
+          </w:tcPr>
+          <w:p>
+            <w:r>
+              <w:rPr>
+                <w:b/>
+              </w:rPr>
+              <w:t>accuracy_drop_pct</w:t>
+            </w:r>
+          </w:p>
+        </w:tc>
+        <w:tc>
+          <w:tcPr>
+            <w:tcW w:type="dxa" w:w="1337"/>
+            <w:vAlign w:val="center"/>
+          </w:tcPr>
+          <w:p>
+            <w:r>
+              <w:rPr>
+                <w:b/>
+              </w:rPr>
+              <w:t>macro_f1</w:t>
+            </w:r>
+          </w:p>
+        </w:tc>
+        <w:tc>
+          <w:tcPr>
+            <w:tcW w:type="dxa" w:w="1337"/>
+            <w:vAlign w:val="center"/>
+          </w:tcPr>
+          <w:p>
+            <w:r>
+              <w:rPr>
+                <w:b/>
+              </w:rPr>
+              <w:t>macro_f1_drop_pct</w:t>
+            </w:r>
+          </w:p>
+        </w:tc>
+      </w:tr>
+      <w:tr>
+        <w:tc>
+          <w:tcPr>
+            <w:tcW w:type="dxa" w:w="1337"/>
+            <w:vAlign w:val="center"/>
+          </w:tcPr>
+          <w:p>
+            <w:r>
+              <w:t>logistic_regression</w:t>
+            </w:r>
+          </w:p>
+        </w:tc>
+        <w:tc>
+          <w:tcPr>
+            <w:tcW w:type="dxa" w:w="1337"/>
+            <w:vAlign w:val="center"/>
+          </w:tcPr>
+          <w:p>
+            <w:r>
+              <w:t>Logistic Regression</w:t>
+            </w:r>
+          </w:p>
+        </w:tc>
+        <w:tc>
+          <w:tcPr>
+            <w:tcW w:type="dxa" w:w="1337"/>
+            <w:vAlign w:val="center"/>
+          </w:tcPr>
+          <w:p>
+            <w:r>
+              <w:t>impulsive_noise</w:t>
+            </w:r>
+          </w:p>
+        </w:tc>
+        <w:tc>
+          <w:tcPr>
+            <w:tcW w:type="dxa" w:w="1337"/>
+            <w:vAlign w:val="center"/>
+          </w:tcPr>
+          <w:p>
+            <w:r>
+              <w:t>0.0902</w:t>
+            </w:r>
+          </w:p>
+        </w:tc>
+        <w:tc>
+          <w:tcPr>
+            <w:tcW w:type="dxa" w:w="1337"/>
+            <w:vAlign w:val="center"/>
+          </w:tcPr>
+          <w:p>
+            <w:r>
+              <w:t>79.23572744014733</w:t>
+            </w:r>
+          </w:p>
+        </w:tc>
+        <w:tc>
+          <w:tcPr>
+            <w:tcW w:type="dxa" w:w="1337"/>
+            <w:vAlign w:val="center"/>
+          </w:tcPr>
+          <w:p>
+            <w:r>
+              <w:t>0.0204647676756855</w:t>
+            </w:r>
+          </w:p>
+        </w:tc>
+        <w:tc>
+          <w:tcPr>
+            <w:tcW w:type="dxa" w:w="1337"/>
+            <w:vAlign w:val="center"/>
+          </w:tcPr>
+          <w:p>
+            <w:r>
+              <w:t>95.28959859453786</w:t>
+            </w:r>
+          </w:p>
+        </w:tc>
+      </w:tr>
+      <w:tr>
+        <w:tc>
+          <w:tcPr>
+            <w:tcW w:type="dxa" w:w="1337"/>
+            <w:vAlign w:val="center"/>
+          </w:tcPr>
+          <w:p>
+            <w:r>
+              <w:t>logistic_regression</w:t>
+            </w:r>
+          </w:p>
+        </w:tc>
+        <w:tc>
+          <w:tcPr>
+            <w:tcW w:type="dxa" w:w="1337"/>
+            <w:vAlign w:val="center"/>
+          </w:tcPr>
+          <w:p>
+            <w:r>
+              <w:t>Logistic Regression</w:t>
+            </w:r>
+          </w:p>
+        </w:tc>
+        <w:tc>
+          <w:tcPr>
+            <w:tcW w:type="dxa" w:w="1337"/>
+            <w:vAlign w:val="center"/>
+          </w:tcPr>
+          <w:p>
+            <w:r>
+              <w:t>low_snr</w:t>
+            </w:r>
+          </w:p>
+        </w:tc>
+        <w:tc>
+          <w:tcPr>
+            <w:tcW w:type="dxa" w:w="1337"/>
+            <w:vAlign w:val="center"/>
+          </w:tcPr>
+          <w:p>
+            <w:r>
+              <w:t>0.0909</w:t>
+            </w:r>
+          </w:p>
+        </w:tc>
+        <w:tc>
+          <w:tcPr>
+            <w:tcW w:type="dxa" w:w="1337"/>
+            <w:vAlign w:val="center"/>
+          </w:tcPr>
+          <w:p>
+            <w:r>
+              <w:t>79.07458563535911</w:t>
+            </w:r>
+          </w:p>
+        </w:tc>
+        <w:tc>
+          <w:tcPr>
+            <w:tcW w:type="dxa" w:w="1337"/>
+            <w:vAlign w:val="center"/>
+          </w:tcPr>
+          <w:p>
+            <w:r>
+              <w:t>0.015150126251052</w:t>
+            </w:r>
+          </w:p>
+        </w:tc>
+        <w:tc>
+          <w:tcPr>
+            <w:tcW w:type="dxa" w:w="1337"/>
+            <w:vAlign w:val="center"/>
+          </w:tcPr>
+          <w:p>
+            <w:r>
+              <w:t>96.51287631910564</w:t>
+            </w:r>
+          </w:p>
+        </w:tc>
+      </w:tr>
+      <w:tr>
+        <w:tc>
+          <w:tcPr>
+            <w:tcW w:type="dxa" w:w="1337"/>
+            <w:vAlign w:val="center"/>
+          </w:tcPr>
+          <w:p>
+            <w:r>
+              <w:t>logistic_regression</w:t>
+            </w:r>
+          </w:p>
+        </w:tc>
+        <w:tc>
+          <w:tcPr>
+            <w:tcW w:type="dxa" w:w="1337"/>
+            <w:vAlign w:val="center"/>
+          </w:tcPr>
+          <w:p>
+            <w:r>
+              <w:t>Logistic Regression</w:t>
+            </w:r>
+          </w:p>
+        </w:tc>
+        <w:tc>
+          <w:tcPr>
+            <w:tcW w:type="dxa" w:w="1337"/>
+            <w:vAlign w:val="center"/>
+          </w:tcPr>
+          <w:p>
+            <w:r>
+              <w:t>narrowband_jam</w:t>
+            </w:r>
+          </w:p>
+        </w:tc>
+        <w:tc>
+          <w:tcPr>
+            <w:tcW w:type="dxa" w:w="1337"/>
+            <w:vAlign w:val="center"/>
+          </w:tcPr>
+          <w:p>
+            <w:r>
+              <w:t>0.0909</w:t>
+            </w:r>
+          </w:p>
+        </w:tc>
+        <w:tc>
+          <w:tcPr>
+            <w:tcW w:type="dxa" w:w="1337"/>
+            <w:vAlign w:val="center"/>
+          </w:tcPr>
+          <w:p>
+            <w:r>
+              <w:t>79.07458563535911</w:t>
+            </w:r>
+          </w:p>
+        </w:tc>
+        <w:tc>
+          <w:tcPr>
+            <w:tcW w:type="dxa" w:w="1337"/>
+            <w:vAlign w:val="center"/>
+          </w:tcPr>
+          <w:p>
+            <w:r>
+              <w:t>0.015150126251052</w:t>
+            </w:r>
+          </w:p>
+        </w:tc>
+        <w:tc>
+          <w:tcPr>
+            <w:tcW w:type="dxa" w:w="1337"/>
+            <w:vAlign w:val="center"/>
+          </w:tcPr>
+          <w:p>
+            <w:r>
+              <w:t>96.51287631910564</w:t>
+            </w:r>
+          </w:p>
+        </w:tc>
+      </w:tr>
+      <w:tr>
+        <w:tc>
+          <w:tcPr>
+            <w:tcW w:type="dxa" w:w="1337"/>
+            <w:vAlign w:val="center"/>
+          </w:tcPr>
+          <w:p>
+            <w:r>
+              <w:t>logistic_regression</w:t>
+            </w:r>
+          </w:p>
+        </w:tc>
+        <w:tc>
+          <w:tcPr>
+            <w:tcW w:type="dxa" w:w="1337"/>
+            <w:vAlign w:val="center"/>
+          </w:tcPr>
+          <w:p>
+            <w:r>
+              <w:t>Logistic Regression</w:t>
+            </w:r>
+          </w:p>
+        </w:tc>
+        <w:tc>
+          <w:tcPr>
+            <w:tcW w:type="dxa" w:w="1337"/>
+            <w:vAlign w:val="center"/>
+          </w:tcPr>
+          <w:p>
+            <w:r>
+              <w:t>broadband_jam</w:t>
+            </w:r>
+          </w:p>
+        </w:tc>
+        <w:tc>
+          <w:tcPr>
+            <w:tcW w:type="dxa" w:w="1337"/>
+            <w:vAlign w:val="center"/>
+          </w:tcPr>
+          <w:p>
+            <w:r>
+              <w:t>0.0909</w:t>
+            </w:r>
+          </w:p>
+        </w:tc>
+        <w:tc>
+          <w:tcPr>
+            <w:tcW w:type="dxa" w:w="1337"/>
+            <w:vAlign w:val="center"/>
+          </w:tcPr>
+          <w:p>
+            <w:r>
+              <w:t>79.07458563535911</w:t>
+            </w:r>
+          </w:p>
+        </w:tc>
+        <w:tc>
+          <w:tcPr>
+            <w:tcW w:type="dxa" w:w="1337"/>
+            <w:vAlign w:val="center"/>
+          </w:tcPr>
+          <w:p>
+            <w:r>
+              <w:t>0.015150126251052</w:t>
+            </w:r>
+          </w:p>
+        </w:tc>
+        <w:tc>
+          <w:tcPr>
+            <w:tcW w:type="dxa" w:w="1337"/>
+            <w:vAlign w:val="center"/>
+          </w:tcPr>
+          <w:p>
+            <w:r>
+              <w:t>96.51287631910564</w:t>
+            </w:r>
+          </w:p>
+        </w:tc>
+      </w:tr>
+      <w:tr>
+        <w:tc>
+          <w:tcPr>
+            <w:tcW w:type="dxa" w:w="1337"/>
+            <w:vAlign w:val="center"/>
+          </w:tcPr>
+          <w:p>
+            <w:r>
+              <w:t>logistic_regression</w:t>
+            </w:r>
+          </w:p>
+        </w:tc>
+        <w:tc>
+          <w:tcPr>
+            <w:tcW w:type="dxa" w:w="1337"/>
+            <w:vAlign w:val="center"/>
+          </w:tcPr>
+          <w:p>
+            <w:r>
+              <w:t>Logistic Regression</w:t>
+            </w:r>
+          </w:p>
+        </w:tc>
+        <w:tc>
+          <w:tcPr>
+            <w:tcW w:type="dxa" w:w="1337"/>
+            <w:vAlign w:val="center"/>
+          </w:tcPr>
+          <w:p>
+            <w:r>
+              <w:t>multipath</w:t>
+            </w:r>
+          </w:p>
+        </w:tc>
+        <w:tc>
+          <w:tcPr>
+            <w:tcW w:type="dxa" w:w="1337"/>
+            <w:vAlign w:val="center"/>
+          </w:tcPr>
+          <w:p>
+            <w:r>
+              <w:t>0.0911</w:t>
+            </w:r>
+          </w:p>
+        </w:tc>
+        <w:tc>
+          <w:tcPr>
+            <w:tcW w:type="dxa" w:w="1337"/>
+            <w:vAlign w:val="center"/>
+          </w:tcPr>
+          <w:p>
+            <w:r>
+              <w:t>79.02854511970534</w:t>
+            </w:r>
+          </w:p>
+        </w:tc>
+        <w:tc>
+          <w:tcPr>
+            <w:tcW w:type="dxa" w:w="1337"/>
+            <w:vAlign w:val="center"/>
+          </w:tcPr>
+          <w:p>
+            <w:r>
+              <w:t>0.0180389091281843</w:t>
+            </w:r>
+          </w:p>
+        </w:tc>
+        <w:tc>
+          <w:tcPr>
+            <w:tcW w:type="dxa" w:w="1337"/>
+            <w:vAlign w:val="center"/>
+          </w:tcPr>
+          <w:p>
+            <w:r>
+              <w:t>95.84796151820684</w:t>
+            </w:r>
+          </w:p>
+        </w:tc>
+      </w:tr>
+      <w:tr>
+        <w:tc>
+          <w:tcPr>
+            <w:tcW w:type="dxa" w:w="1337"/>
+            <w:vAlign w:val="center"/>
+          </w:tcPr>
+          <w:p>
+            <w:r>
+              <w:t>logistic_regression</w:t>
+            </w:r>
+          </w:p>
+        </w:tc>
+        <w:tc>
+          <w:tcPr>
+            <w:tcW w:type="dxa" w:w="1337"/>
+            <w:vAlign w:val="center"/>
+          </w:tcPr>
+          <w:p>
+            <w:r>
+              <w:t>Logistic Regression</w:t>
+            </w:r>
+          </w:p>
+        </w:tc>
+        <w:tc>
+          <w:tcPr>
+            <w:tcW w:type="dxa" w:w="1337"/>
+            <w:vAlign w:val="center"/>
+          </w:tcPr>
+          <w:p>
+            <w:r>
+              <w:t>frequency_offset</w:t>
+            </w:r>
+          </w:p>
+        </w:tc>
+        <w:tc>
+          <w:tcPr>
+            <w:tcW w:type="dxa" w:w="1337"/>
+            <w:vAlign w:val="center"/>
+          </w:tcPr>
+          <w:p>
+            <w:r>
+              <w:t>0.092</w:t>
+            </w:r>
+          </w:p>
+        </w:tc>
+        <w:tc>
+          <w:tcPr>
+            <w:tcW w:type="dxa" w:w="1337"/>
+            <w:vAlign w:val="center"/>
+          </w:tcPr>
+          <w:p>
+            <w:r>
+              <w:t>78.82136279926335</w:t>
+            </w:r>
+          </w:p>
+        </w:tc>
+        <w:tc>
+          <w:tcPr>
+            <w:tcW w:type="dxa" w:w="1337"/>
+            <w:vAlign w:val="center"/>
+          </w:tcPr>
+          <w:p>
+            <w:r>
+              <w:t>0.0193147278253661</w:t>
+            </w:r>
+          </w:p>
+        </w:tc>
+        <w:tc>
+          <w:tcPr>
+            <w:tcW w:type="dxa" w:w="1337"/>
+            <w:vAlign w:val="center"/>
+          </w:tcPr>
+          <w:p>
+            <w:r>
+              <w:t>95.55430471840548</w:t>
+            </w:r>
+          </w:p>
+        </w:tc>
+      </w:tr>
+      <w:tr>
+        <w:tc>
+          <w:tcPr>
+            <w:tcW w:type="dxa" w:w="1337"/>
+            <w:vAlign w:val="center"/>
+          </w:tcPr>
+          <w:p>
+            <w:r>
+              <w:t>rbf_svm</w:t>
+            </w:r>
+          </w:p>
+        </w:tc>
+        <w:tc>
+          <w:tcPr>
+            <w:tcW w:type="dxa" w:w="1337"/>
+            <w:vAlign w:val="center"/>
+          </w:tcPr>
+          <w:p>
+            <w:r>
+              <w:t>RBF-SVM</w:t>
+            </w:r>
+          </w:p>
+        </w:tc>
+        <w:tc>
+          <w:tcPr>
+            <w:tcW w:type="dxa" w:w="1337"/>
+            <w:vAlign w:val="center"/>
+          </w:tcPr>
+          <w:p>
+            <w:r>
+              <w:t>low_snr</w:t>
+            </w:r>
+          </w:p>
+        </w:tc>
+        <w:tc>
+          <w:tcPr>
+            <w:tcW w:type="dxa" w:w="1337"/>
+            <w:vAlign w:val="center"/>
+          </w:tcPr>
+          <w:p>
+            <w:r>
+              <w:t>0.0909</w:t>
+            </w:r>
+          </w:p>
+        </w:tc>
+        <w:tc>
+          <w:tcPr>
+            <w:tcW w:type="dxa" w:w="1337"/>
+            <w:vAlign w:val="center"/>
+          </w:tcPr>
+          <w:p>
+            <w:r>
+              <w:t>80.81873813040727</w:t>
+            </w:r>
+          </w:p>
+        </w:tc>
+        <w:tc>
+          <w:tcPr>
+            <w:tcW w:type="dxa" w:w="1337"/>
+            <w:vAlign w:val="center"/>
+          </w:tcPr>
+          <w:p>
+            <w:r>
+              <w:t>0.015150126251052</w:t>
+            </w:r>
+          </w:p>
+        </w:tc>
+        <w:tc>
+          <w:tcPr>
+            <w:tcW w:type="dxa" w:w="1337"/>
+            <w:vAlign w:val="center"/>
+          </w:tcPr>
+          <w:p>
+            <w:r>
+              <w:t>96.90019617945028</w:t>
+            </w:r>
+          </w:p>
+        </w:tc>
+      </w:tr>
+      <w:tr>
+        <w:tc>
+          <w:tcPr>
+            <w:tcW w:type="dxa" w:w="1337"/>
+            <w:vAlign w:val="center"/>
+          </w:tcPr>
+          <w:p>
+            <w:r>
+              <w:t>rbf_svm</w:t>
+            </w:r>
+          </w:p>
+        </w:tc>
+        <w:tc>
+          <w:tcPr>
+            <w:tcW w:type="dxa" w:w="1337"/>
+            <w:vAlign w:val="center"/>
+          </w:tcPr>
+          <w:p>
+            <w:r>
+              <w:t>RBF-SVM</w:t>
+            </w:r>
+          </w:p>
+        </w:tc>
+        <w:tc>
+          <w:tcPr>
+            <w:tcW w:type="dxa" w:w="1337"/>
+            <w:vAlign w:val="center"/>
+          </w:tcPr>
+          <w:p>
+            <w:r>
+              <w:t>narrowband_jam</w:t>
+            </w:r>
+          </w:p>
+        </w:tc>
+        <w:tc>
+          <w:tcPr>
+            <w:tcW w:type="dxa" w:w="1337"/>
+            <w:vAlign w:val="center"/>
+          </w:tcPr>
+          <w:p>
+            <w:r>
+              <w:t>0.0909</w:t>
+            </w:r>
+          </w:p>
+        </w:tc>
+        <w:tc>
+          <w:tcPr>
+            <w:tcW w:type="dxa" w:w="1337"/>
+            <w:vAlign w:val="center"/>
+          </w:tcPr>
+          <w:p>
+            <w:r>
+              <w:t>80.81873813040727</w:t>
+            </w:r>
+          </w:p>
+        </w:tc>
+        <w:tc>
+          <w:tcPr>
+            <w:tcW w:type="dxa" w:w="1337"/>
+            <w:vAlign w:val="center"/>
+          </w:tcPr>
+          <w:p>
+            <w:r>
+              <w:t>0.015150126251052</w:t>
+            </w:r>
+          </w:p>
+        </w:tc>
+        <w:tc>
+          <w:tcPr>
+            <w:tcW w:type="dxa" w:w="1337"/>
+            <w:vAlign w:val="center"/>
+          </w:tcPr>
+          <w:p>
+            <w:r>
+              <w:t>96.90019617945028</w:t>
+            </w:r>
+          </w:p>
+        </w:tc>
+      </w:tr>
+      <w:tr>
+        <w:tc>
+          <w:tcPr>
+            <w:tcW w:type="dxa" w:w="1337"/>
+            <w:vAlign w:val="center"/>
+          </w:tcPr>
+          <w:p>
+            <w:r>
+              <w:t>rbf_svm</w:t>
+            </w:r>
+          </w:p>
+        </w:tc>
+        <w:tc>
+          <w:tcPr>
+            <w:tcW w:type="dxa" w:w="1337"/>
+            <w:vAlign w:val="center"/>
+          </w:tcPr>
+          <w:p>
+            <w:r>
+              <w:t>RBF-SVM</w:t>
+            </w:r>
+          </w:p>
+        </w:tc>
+        <w:tc>
+          <w:tcPr>
+            <w:tcW w:type="dxa" w:w="1337"/>
+            <w:vAlign w:val="center"/>
+          </w:tcPr>
+          <w:p>
+            <w:r>
+              <w:t>broadband_jam</w:t>
+            </w:r>
+          </w:p>
+        </w:tc>
+        <w:tc>
+          <w:tcPr>
+            <w:tcW w:type="dxa" w:w="1337"/>
+            <w:vAlign w:val="center"/>
+          </w:tcPr>
+          <w:p>
+            <w:r>
+              <w:t>0.0909</w:t>
+            </w:r>
+          </w:p>
+        </w:tc>
+        <w:tc>
+          <w:tcPr>
+            <w:tcW w:type="dxa" w:w="1337"/>
+            <w:vAlign w:val="center"/>
+          </w:tcPr>
+          <w:p>
+            <w:r>
+              <w:t>80.81873813040727</w:t>
+            </w:r>
+          </w:p>
+        </w:tc>
+        <w:tc>
+          <w:tcPr>
+            <w:tcW w:type="dxa" w:w="1337"/>
+            <w:vAlign w:val="center"/>
+          </w:tcPr>
+          <w:p>
+            <w:r>
+              <w:t>0.015150126251052</w:t>
+            </w:r>
+          </w:p>
+        </w:tc>
+        <w:tc>
+          <w:tcPr>
+            <w:tcW w:type="dxa" w:w="1337"/>
+            <w:vAlign w:val="center"/>
+          </w:tcPr>
+          <w:p>
+            <w:r>
+              <w:t>96.90019617945028</w:t>
+            </w:r>
+          </w:p>
+        </w:tc>
+      </w:tr>
+      <w:tr>
+        <w:tc>
+          <w:tcPr>
+            <w:tcW w:type="dxa" w:w="1337"/>
+            <w:vAlign w:val="center"/>
+          </w:tcPr>
+          <w:p>
+            <w:r>
+              <w:t>rbf_svm</w:t>
+            </w:r>
+          </w:p>
+        </w:tc>
+        <w:tc>
+          <w:tcPr>
+            <w:tcW w:type="dxa" w:w="1337"/>
+            <w:vAlign w:val="center"/>
+          </w:tcPr>
+          <w:p>
+            <w:r>
+              <w:t>RBF-SVM</w:t>
+            </w:r>
+          </w:p>
+        </w:tc>
+        <w:tc>
+          <w:tcPr>
+            <w:tcW w:type="dxa" w:w="1337"/>
+            <w:vAlign w:val="center"/>
+          </w:tcPr>
+          <w:p>
+            <w:r>
+              <w:t>frequency_offset</w:t>
+            </w:r>
+          </w:p>
+        </w:tc>
+        <w:tc>
+          <w:tcPr>
+            <w:tcW w:type="dxa" w:w="1337"/>
+            <w:vAlign w:val="center"/>
+          </w:tcPr>
+          <w:p>
+            <w:r>
+              <w:t>0.0909</w:t>
+            </w:r>
+          </w:p>
+        </w:tc>
+        <w:tc>
+          <w:tcPr>
+            <w:tcW w:type="dxa" w:w="1337"/>
+            <w:vAlign w:val="center"/>
+          </w:tcPr>
+          <w:p>
+            <w:r>
+              <w:t>80.81873813040727</w:t>
+            </w:r>
+          </w:p>
+        </w:tc>
+        <w:tc>
+          <w:tcPr>
+            <w:tcW w:type="dxa" w:w="1337"/>
+            <w:vAlign w:val="center"/>
+          </w:tcPr>
+          <w:p>
+            <w:r>
+              <w:t>0.015150126251052</w:t>
+            </w:r>
+          </w:p>
+        </w:tc>
+        <w:tc>
+          <w:tcPr>
+            <w:tcW w:type="dxa" w:w="1337"/>
+            <w:vAlign w:val="center"/>
+          </w:tcPr>
+          <w:p>
+            <w:r>
+              <w:t>96.90019617945028</w:t>
+            </w:r>
+          </w:p>
+        </w:tc>
+      </w:tr>
+      <w:tr>
+        <w:tc>
+          <w:tcPr>
+            <w:tcW w:type="dxa" w:w="1337"/>
+            <w:vAlign w:val="center"/>
+          </w:tcPr>
+          <w:p>
+            <w:r>
+              <w:t>rbf_svm</w:t>
+            </w:r>
+          </w:p>
+        </w:tc>
+        <w:tc>
+          <w:tcPr>
+            <w:tcW w:type="dxa" w:w="1337"/>
+            <w:vAlign w:val="center"/>
+          </w:tcPr>
+          <w:p>
+            <w:r>
+              <w:t>RBF-SVM</w:t>
+            </w:r>
+          </w:p>
+        </w:tc>
+        <w:tc>
+          <w:tcPr>
+            <w:tcW w:type="dxa" w:w="1337"/>
+            <w:vAlign w:val="center"/>
+          </w:tcPr>
+          <w:p>
+            <w:r>
+              <w:t>multipath</w:t>
+            </w:r>
+          </w:p>
+        </w:tc>
+        <w:tc>
+          <w:tcPr>
+            <w:tcW w:type="dxa" w:w="1337"/>
+            <w:vAlign w:val="center"/>
+          </w:tcPr>
+          <w:p>
+            <w:r>
+              <w:t>0.0909</w:t>
+            </w:r>
+          </w:p>
+        </w:tc>
+        <w:tc>
+          <w:tcPr>
+            <w:tcW w:type="dxa" w:w="1337"/>
+            <w:vAlign w:val="center"/>
+          </w:tcPr>
+          <w:p>
+            <w:r>
+              <w:t>80.81873813040727</w:t>
+            </w:r>
+          </w:p>
+        </w:tc>
+        <w:tc>
+          <w:tcPr>
+            <w:tcW w:type="dxa" w:w="1337"/>
+            <w:vAlign w:val="center"/>
+          </w:tcPr>
+          <w:p>
+            <w:r>
+              <w:t>0.015150126251052</w:t>
+            </w:r>
+          </w:p>
+        </w:tc>
+        <w:tc>
+          <w:tcPr>
+            <w:tcW w:type="dxa" w:w="1337"/>
+            <w:vAlign w:val="center"/>
+          </w:tcPr>
+          <w:p>
+            <w:r>
+              <w:t>96.90019617945028</w:t>
+            </w:r>
+          </w:p>
+        </w:tc>
+      </w:tr>
+      <w:tr>
+        <w:tc>
+          <w:tcPr>
+            <w:tcW w:type="dxa" w:w="1337"/>
+            <w:vAlign w:val="center"/>
+          </w:tcPr>
+          <w:p>
+            <w:r>
+              <w:t>rbf_svm</w:t>
+            </w:r>
+          </w:p>
+        </w:tc>
+        <w:tc>
+          <w:tcPr>
+            <w:tcW w:type="dxa" w:w="1337"/>
+            <w:vAlign w:val="center"/>
+          </w:tcPr>
+          <w:p>
+            <w:r>
+              <w:t>RBF-SVM</w:t>
+            </w:r>
+          </w:p>
+        </w:tc>
+        <w:tc>
+          <w:tcPr>
+            <w:tcW w:type="dxa" w:w="1337"/>
+            <w:vAlign w:val="center"/>
+          </w:tcPr>
+          <w:p>
+            <w:r>
+              <w:t>impulsive_noise</w:t>
+            </w:r>
+          </w:p>
+        </w:tc>
+        <w:tc>
+          <w:tcPr>
+            <w:tcW w:type="dxa" w:w="1337"/>
+            <w:vAlign w:val="center"/>
+          </w:tcPr>
+          <w:p>
+            <w:r>
+              <w:t>0.0909</w:t>
+            </w:r>
+          </w:p>
+        </w:tc>
+        <w:tc>
+          <w:tcPr>
+            <w:tcW w:type="dxa" w:w="1337"/>
+            <w:vAlign w:val="center"/>
+          </w:tcPr>
+          <w:p>
+            <w:r>
+              <w:t>80.81873813040727</w:t>
+            </w:r>
+          </w:p>
+        </w:tc>
+        <w:tc>
+          <w:tcPr>
+            <w:tcW w:type="dxa" w:w="1337"/>
+            <w:vAlign w:val="center"/>
+          </w:tcPr>
+          <w:p>
+            <w:r>
+              <w:t>0.015150126251052</w:t>
+            </w:r>
+          </w:p>
+        </w:tc>
+        <w:tc>
+          <w:tcPr>
+            <w:tcW w:type="dxa" w:w="1337"/>
+            <w:vAlign w:val="center"/>
+          </w:tcPr>
+          <w:p>
+            <w:r>
+              <w:t>96.90019617945028</w:t>
+            </w:r>
+          </w:p>
+        </w:tc>
+      </w:tr>
+    </w:tbl>
+    <w:p>
+      <w:r/>
+    </w:p>
+    <w:p>
+      <w:pPr>
+        <w:pStyle w:val="Heading2"/>
+      </w:pPr>
+      <w:r>
+        <w:t>RadioML full benchmark robustness metrics</w:t>
+      </w:r>
+    </w:p>
+    <w:tbl>
+      <w:tblPr>
+        <w:tblStyle w:val="TableGrid"/>
+        <w:tblW w:type="auto" w:w="0"/>
+        <w:jc w:val="center"/>
+        <w:tblLook w:firstColumn="1" w:firstRow="1" w:lastColumn="0" w:lastRow="0" w:noHBand="0" w:noVBand="1" w:val="04A0"/>
+      </w:tblPr>
+      <w:tblGrid>
+        <w:gridCol w:w="1560"/>
+        <w:gridCol w:w="1560"/>
+        <w:gridCol w:w="1560"/>
+        <w:gridCol w:w="1560"/>
+        <w:gridCol w:w="1560"/>
+        <w:gridCol w:w="1560"/>
+      </w:tblGrid>
+      <w:tr>
+        <w:tc>
+          <w:tcPr>
+            <w:tcW w:type="dxa" w:w="1560"/>
+            <w:vAlign w:val="center"/>
+          </w:tcPr>
+          <w:p>
+            <w:r>
+              <w:rPr>
+                <w:b/>
+              </w:rPr>
+              <w:t>model</w:t>
+            </w:r>
+          </w:p>
+        </w:tc>
+        <w:tc>
+          <w:tcPr>
+            <w:tcW w:type="dxa" w:w="1560"/>
+            <w:vAlign w:val="center"/>
+          </w:tcPr>
+          <w:p>
+            <w:r>
+              <w:rPr>
+                <w:b/>
+              </w:rPr>
+              <w:t>model_label</w:t>
+            </w:r>
+          </w:p>
+        </w:tc>
+        <w:tc>
+          <w:tcPr>
+            <w:tcW w:type="dxa" w:w="1560"/>
+            <w:vAlign w:val="center"/>
+          </w:tcPr>
+          <w:p>
+            <w:r>
+              <w:rPr>
+                <w:b/>
+              </w:rPr>
+              <w:t>condition</w:t>
+            </w:r>
+          </w:p>
+        </w:tc>
+        <w:tc>
+          <w:tcPr>
+            <w:tcW w:type="dxa" w:w="1560"/>
+            <w:vAlign w:val="center"/>
+          </w:tcPr>
+          <w:p>
+            <w:r>
+              <w:rPr>
+                <w:b/>
+              </w:rPr>
+              <w:t>examples</w:t>
+            </w:r>
+          </w:p>
+        </w:tc>
+        <w:tc>
+          <w:tcPr>
+            <w:tcW w:type="dxa" w:w="1560"/>
+            <w:vAlign w:val="center"/>
+          </w:tcPr>
+          <w:p>
+            <w:r>
+              <w:rPr>
+                <w:b/>
+              </w:rPr>
+              <w:t>accuracy</w:t>
+            </w:r>
+          </w:p>
+        </w:tc>
+        <w:tc>
+          <w:tcPr>
+            <w:tcW w:type="dxa" w:w="1560"/>
+            <w:vAlign w:val="center"/>
+          </w:tcPr>
+          <w:p>
+            <w:r>
+              <w:rPr>
+                <w:b/>
+              </w:rPr>
+              <w:t>macro_f1</w:t>
+            </w:r>
+          </w:p>
+        </w:tc>
+      </w:tr>
+      <w:tr>
+        <w:tc>
+          <w:tcPr>
+            <w:tcW w:type="dxa" w:w="1560"/>
+            <w:vAlign w:val="center"/>
+          </w:tcPr>
+          <w:p>
+            <w:r>
+              <w:t>logistic_regression</w:t>
+            </w:r>
+          </w:p>
+        </w:tc>
+        <w:tc>
+          <w:tcPr>
+            <w:tcW w:type="dxa" w:w="1560"/>
+            <w:vAlign w:val="center"/>
+          </w:tcPr>
+          <w:p>
+            <w:r>
+              <w:t>Logistic Regression</w:t>
+            </w:r>
+          </w:p>
+        </w:tc>
+        <w:tc>
+          <w:tcPr>
+            <w:tcW w:type="dxa" w:w="1560"/>
+            <w:vAlign w:val="center"/>
+          </w:tcPr>
+          <w:p>
+            <w:r>
+              <w:t>low_snr</w:t>
+            </w:r>
+          </w:p>
+        </w:tc>
+        <w:tc>
+          <w:tcPr>
+            <w:tcW w:type="dxa" w:w="1560"/>
+            <w:vAlign w:val="center"/>
+          </w:tcPr>
+          <w:p>
+            <w:r>
+              <w:t>10000</w:t>
+            </w:r>
+          </w:p>
+        </w:tc>
+        <w:tc>
+          <w:tcPr>
+            <w:tcW w:type="dxa" w:w="1560"/>
+            <w:vAlign w:val="center"/>
+          </w:tcPr>
+          <w:p>
+            <w:r>
+              <w:t>0.0909</w:t>
+            </w:r>
+          </w:p>
+        </w:tc>
+        <w:tc>
+          <w:tcPr>
+            <w:tcW w:type="dxa" w:w="1560"/>
+            <w:vAlign w:val="center"/>
+          </w:tcPr>
+          <w:p>
+            <w:r>
+              <w:t>0.015150126251052</w:t>
+            </w:r>
+          </w:p>
+        </w:tc>
+      </w:tr>
+      <w:tr>
+        <w:tc>
+          <w:tcPr>
+            <w:tcW w:type="dxa" w:w="1560"/>
+            <w:vAlign w:val="center"/>
+          </w:tcPr>
+          <w:p>
+            <w:r>
+              <w:t>logistic_regression</w:t>
+            </w:r>
+          </w:p>
+        </w:tc>
+        <w:tc>
+          <w:tcPr>
+            <w:tcW w:type="dxa" w:w="1560"/>
+            <w:vAlign w:val="center"/>
+          </w:tcPr>
+          <w:p>
+            <w:r>
+              <w:t>Logistic Regression</w:t>
+            </w:r>
+          </w:p>
+        </w:tc>
+        <w:tc>
+          <w:tcPr>
+            <w:tcW w:type="dxa" w:w="1560"/>
+            <w:vAlign w:val="center"/>
+          </w:tcPr>
+          <w:p>
+            <w:r>
+              <w:t>narrowband_jam</w:t>
+            </w:r>
+          </w:p>
+        </w:tc>
+        <w:tc>
+          <w:tcPr>
+            <w:tcW w:type="dxa" w:w="1560"/>
+            <w:vAlign w:val="center"/>
+          </w:tcPr>
+          <w:p>
+            <w:r>
+              <w:t>10000</w:t>
+            </w:r>
+          </w:p>
+        </w:tc>
+        <w:tc>
+          <w:tcPr>
+            <w:tcW w:type="dxa" w:w="1560"/>
+            <w:vAlign w:val="center"/>
+          </w:tcPr>
+          <w:p>
+            <w:r>
+              <w:t>0.0909</w:t>
+            </w:r>
+          </w:p>
+        </w:tc>
+        <w:tc>
+          <w:tcPr>
+            <w:tcW w:type="dxa" w:w="1560"/>
+            <w:vAlign w:val="center"/>
+          </w:tcPr>
+          <w:p>
+            <w:r>
+              <w:t>0.015150126251052</w:t>
+            </w:r>
+          </w:p>
+        </w:tc>
+      </w:tr>
+      <w:tr>
+        <w:tc>
+          <w:tcPr>
+            <w:tcW w:type="dxa" w:w="1560"/>
+            <w:vAlign w:val="center"/>
+          </w:tcPr>
+          <w:p>
+            <w:r>
+              <w:t>logistic_regression</w:t>
+            </w:r>
+          </w:p>
+        </w:tc>
+        <w:tc>
+          <w:tcPr>
+            <w:tcW w:type="dxa" w:w="1560"/>
+            <w:vAlign w:val="center"/>
+          </w:tcPr>
+          <w:p>
+            <w:r>
+              <w:t>Logistic Regression</w:t>
+            </w:r>
+          </w:p>
+        </w:tc>
+        <w:tc>
+          <w:tcPr>
+            <w:tcW w:type="dxa" w:w="1560"/>
+            <w:vAlign w:val="center"/>
+          </w:tcPr>
+          <w:p>
+            <w:r>
+              <w:t>broadband_jam</w:t>
+            </w:r>
+          </w:p>
+        </w:tc>
+        <w:tc>
+          <w:tcPr>
+            <w:tcW w:type="dxa" w:w="1560"/>
+            <w:vAlign w:val="center"/>
+          </w:tcPr>
+          <w:p>
+            <w:r>
+              <w:t>10000</w:t>
+            </w:r>
+          </w:p>
+        </w:tc>
+        <w:tc>
+          <w:tcPr>
+            <w:tcW w:type="dxa" w:w="1560"/>
+            <w:vAlign w:val="center"/>
+          </w:tcPr>
+          <w:p>
+            <w:r>
+              <w:t>0.0909</w:t>
+            </w:r>
+          </w:p>
+        </w:tc>
+        <w:tc>
+          <w:tcPr>
+            <w:tcW w:type="dxa" w:w="1560"/>
+            <w:vAlign w:val="center"/>
+          </w:tcPr>
+          <w:p>
+            <w:r>
+              <w:t>0.015150126251052</w:t>
+            </w:r>
+          </w:p>
+        </w:tc>
+      </w:tr>
+      <w:tr>
+        <w:tc>
+          <w:tcPr>
+            <w:tcW w:type="dxa" w:w="1560"/>
+            <w:vAlign w:val="center"/>
+          </w:tcPr>
+          <w:p>
+            <w:r>
+              <w:t>logistic_regression</w:t>
+            </w:r>
+          </w:p>
+        </w:tc>
+        <w:tc>
+          <w:tcPr>
+            <w:tcW w:type="dxa" w:w="1560"/>
+            <w:vAlign w:val="center"/>
+          </w:tcPr>
+          <w:p>
+            <w:r>
+              <w:t>Logistic Regression</w:t>
+            </w:r>
+          </w:p>
+        </w:tc>
+        <w:tc>
+          <w:tcPr>
+            <w:tcW w:type="dxa" w:w="1560"/>
+            <w:vAlign w:val="center"/>
+          </w:tcPr>
+          <w:p>
+            <w:r>
+              <w:t>frequency_offset</w:t>
+            </w:r>
+          </w:p>
+        </w:tc>
+        <w:tc>
+          <w:tcPr>
+            <w:tcW w:type="dxa" w:w="1560"/>
+            <w:vAlign w:val="center"/>
+          </w:tcPr>
+          <w:p>
+            <w:r>
+              <w:t>10000</w:t>
+            </w:r>
+          </w:p>
+        </w:tc>
+        <w:tc>
+          <w:tcPr>
+            <w:tcW w:type="dxa" w:w="1560"/>
+            <w:vAlign w:val="center"/>
+          </w:tcPr>
+          <w:p>
+            <w:r>
+              <w:t>0.092</w:t>
+            </w:r>
+          </w:p>
+        </w:tc>
+        <w:tc>
+          <w:tcPr>
+            <w:tcW w:type="dxa" w:w="1560"/>
+            <w:vAlign w:val="center"/>
+          </w:tcPr>
+          <w:p>
+            <w:r>
+              <w:t>0.0193147278253661</w:t>
+            </w:r>
+          </w:p>
+        </w:tc>
+      </w:tr>
+      <w:tr>
+        <w:tc>
+          <w:tcPr>
+            <w:tcW w:type="dxa" w:w="1560"/>
+            <w:vAlign w:val="center"/>
+          </w:tcPr>
+          <w:p>
+            <w:r>
+              <w:t>logistic_regression</w:t>
+            </w:r>
+          </w:p>
+        </w:tc>
+        <w:tc>
+          <w:tcPr>
+            <w:tcW w:type="dxa" w:w="1560"/>
+            <w:vAlign w:val="center"/>
+          </w:tcPr>
+          <w:p>
+            <w:r>
+              <w:t>Logistic Regression</w:t>
+            </w:r>
+          </w:p>
+        </w:tc>
+        <w:tc>
+          <w:tcPr>
+            <w:tcW w:type="dxa" w:w="1560"/>
+            <w:vAlign w:val="center"/>
+          </w:tcPr>
+          <w:p>
+            <w:r>
+              <w:t>multipath</w:t>
+            </w:r>
+          </w:p>
+        </w:tc>
+        <w:tc>
+          <w:tcPr>
+            <w:tcW w:type="dxa" w:w="1560"/>
+            <w:vAlign w:val="center"/>
+          </w:tcPr>
+          <w:p>
+            <w:r>
+              <w:t>10000</w:t>
+            </w:r>
+          </w:p>
+        </w:tc>
+        <w:tc>
+          <w:tcPr>
+            <w:tcW w:type="dxa" w:w="1560"/>
+            <w:vAlign w:val="center"/>
+          </w:tcPr>
+          <w:p>
+            <w:r>
+              <w:t>0.0911</w:t>
+            </w:r>
+          </w:p>
+        </w:tc>
+        <w:tc>
+          <w:tcPr>
+            <w:tcW w:type="dxa" w:w="1560"/>
+            <w:vAlign w:val="center"/>
+          </w:tcPr>
+          <w:p>
+            <w:r>
+              <w:t>0.0180389091281843</w:t>
+            </w:r>
+          </w:p>
+        </w:tc>
+      </w:tr>
+      <w:tr>
+        <w:tc>
+          <w:tcPr>
+            <w:tcW w:type="dxa" w:w="1560"/>
+            <w:vAlign w:val="center"/>
+          </w:tcPr>
+          <w:p>
+            <w:r>
+              <w:t>logistic_regression</w:t>
+            </w:r>
+          </w:p>
+        </w:tc>
+        <w:tc>
+          <w:tcPr>
+            <w:tcW w:type="dxa" w:w="1560"/>
+            <w:vAlign w:val="center"/>
+          </w:tcPr>
+          <w:p>
+            <w:r>
+              <w:t>Logistic Regression</w:t>
+            </w:r>
+          </w:p>
+        </w:tc>
+        <w:tc>
+          <w:tcPr>
+            <w:tcW w:type="dxa" w:w="1560"/>
+            <w:vAlign w:val="center"/>
+          </w:tcPr>
+          <w:p>
+            <w:r>
+              <w:t>impulsive_noise</w:t>
+            </w:r>
+          </w:p>
+        </w:tc>
+        <w:tc>
+          <w:tcPr>
+            <w:tcW w:type="dxa" w:w="1560"/>
+            <w:vAlign w:val="center"/>
+          </w:tcPr>
+          <w:p>
+            <w:r>
+              <w:t>10000</w:t>
+            </w:r>
+          </w:p>
+        </w:tc>
+        <w:tc>
+          <w:tcPr>
+            <w:tcW w:type="dxa" w:w="1560"/>
+            <w:vAlign w:val="center"/>
+          </w:tcPr>
+          <w:p>
+            <w:r>
+              <w:t>0.0902</w:t>
+            </w:r>
+          </w:p>
+        </w:tc>
+        <w:tc>
+          <w:tcPr>
+            <w:tcW w:type="dxa" w:w="1560"/>
+            <w:vAlign w:val="center"/>
+          </w:tcPr>
+          <w:p>
+            <w:r>
+              <w:t>0.0204647676756855</w:t>
+            </w:r>
+          </w:p>
+        </w:tc>
+      </w:tr>
+      <w:tr>
+        <w:tc>
+          <w:tcPr>
+            <w:tcW w:type="dxa" w:w="1560"/>
+            <w:vAlign w:val="center"/>
+          </w:tcPr>
+          <w:p>
+            <w:r>
+              <w:t>random_forest</w:t>
+            </w:r>
+          </w:p>
+        </w:tc>
+        <w:tc>
+          <w:tcPr>
+            <w:tcW w:type="dxa" w:w="1560"/>
+            <w:vAlign w:val="center"/>
+          </w:tcPr>
+          <w:p>
+            <w:r>
+              <w:t>Random Forest</w:t>
+            </w:r>
+          </w:p>
+        </w:tc>
+        <w:tc>
+          <w:tcPr>
+            <w:tcW w:type="dxa" w:w="1560"/>
+            <w:vAlign w:val="center"/>
+          </w:tcPr>
+          <w:p>
+            <w:r>
+              <w:t>low_snr</w:t>
+            </w:r>
+          </w:p>
+        </w:tc>
+        <w:tc>
+          <w:tcPr>
+            <w:tcW w:type="dxa" w:w="1560"/>
+            <w:vAlign w:val="center"/>
+          </w:tcPr>
+          <w:p>
+            <w:r>
+              <w:t>10000</w:t>
+            </w:r>
+          </w:p>
+        </w:tc>
+        <w:tc>
+          <w:tcPr>
+            <w:tcW w:type="dxa" w:w="1560"/>
+            <w:vAlign w:val="center"/>
+          </w:tcPr>
+          <w:p>
+            <w:r>
+              <w:t>0.1279</w:t>
+            </w:r>
+          </w:p>
+        </w:tc>
+        <w:tc>
+          <w:tcPr>
+            <w:tcW w:type="dxa" w:w="1560"/>
+            <w:vAlign w:val="center"/>
+          </w:tcPr>
+          <w:p>
+            <w:r>
+              <w:t>0.0893159089524089</w:t>
+            </w:r>
+          </w:p>
+        </w:tc>
+      </w:tr>
+      <w:tr>
+        <w:tc>
+          <w:tcPr>
+            <w:tcW w:type="dxa" w:w="1560"/>
+            <w:vAlign w:val="center"/>
+          </w:tcPr>
+          <w:p>
+            <w:r>
+              <w:t>random_forest</w:t>
+            </w:r>
+          </w:p>
+        </w:tc>
+        <w:tc>
+          <w:tcPr>
+            <w:tcW w:type="dxa" w:w="1560"/>
+            <w:vAlign w:val="center"/>
+          </w:tcPr>
+          <w:p>
+            <w:r>
+              <w:t>Random Forest</w:t>
+            </w:r>
+          </w:p>
+        </w:tc>
+        <w:tc>
+          <w:tcPr>
+            <w:tcW w:type="dxa" w:w="1560"/>
+            <w:vAlign w:val="center"/>
+          </w:tcPr>
+          <w:p>
+            <w:r>
+              <w:t>narrowband_jam</w:t>
+            </w:r>
+          </w:p>
+        </w:tc>
+        <w:tc>
+          <w:tcPr>
+            <w:tcW w:type="dxa" w:w="1560"/>
+            <w:vAlign w:val="center"/>
+          </w:tcPr>
+          <w:p>
+            <w:r>
+              <w:t>10000</w:t>
+            </w:r>
+          </w:p>
+        </w:tc>
+        <w:tc>
+          <w:tcPr>
+            <w:tcW w:type="dxa" w:w="1560"/>
+            <w:vAlign w:val="center"/>
+          </w:tcPr>
+          <w:p>
+            <w:r>
+              <w:t>0.0909</w:t>
+            </w:r>
+          </w:p>
+        </w:tc>
+        <w:tc>
+          <w:tcPr>
+            <w:tcW w:type="dxa" w:w="1560"/>
+            <w:vAlign w:val="center"/>
+          </w:tcPr>
+          <w:p>
+            <w:r>
+              <w:t>0.015150126251052</w:t>
+            </w:r>
+          </w:p>
+        </w:tc>
+      </w:tr>
+      <w:tr>
+        <w:tc>
+          <w:tcPr>
+            <w:tcW w:type="dxa" w:w="1560"/>
+            <w:vAlign w:val="center"/>
+          </w:tcPr>
+          <w:p>
+            <w:r>
+              <w:t>random_forest</w:t>
+            </w:r>
+          </w:p>
+        </w:tc>
+        <w:tc>
+          <w:tcPr>
+            <w:tcW w:type="dxa" w:w="1560"/>
+            <w:vAlign w:val="center"/>
+          </w:tcPr>
+          <w:p>
+            <w:r>
+              <w:t>Random Forest</w:t>
+            </w:r>
+          </w:p>
+        </w:tc>
+        <w:tc>
+          <w:tcPr>
+            <w:tcW w:type="dxa" w:w="1560"/>
+            <w:vAlign w:val="center"/>
+          </w:tcPr>
+          <w:p>
+            <w:r>
+              <w:t>broadband_jam</w:t>
+            </w:r>
+          </w:p>
+        </w:tc>
+        <w:tc>
+          <w:tcPr>
+            <w:tcW w:type="dxa" w:w="1560"/>
+            <w:vAlign w:val="center"/>
+          </w:tcPr>
+          <w:p>
+            <w:r>
+              <w:t>10000</w:t>
+            </w:r>
+          </w:p>
+        </w:tc>
+        <w:tc>
+          <w:tcPr>
+            <w:tcW w:type="dxa" w:w="1560"/>
+            <w:vAlign w:val="center"/>
+          </w:tcPr>
+          <w:p>
+            <w:r>
+              <w:t>0.1502</w:t>
+            </w:r>
+          </w:p>
+        </w:tc>
+        <w:tc>
+          <w:tcPr>
+            <w:tcW w:type="dxa" w:w="1560"/>
+            <w:vAlign w:val="center"/>
+          </w:tcPr>
+          <w:p>
+            <w:r>
+              <w:t>0.1237814557083007</w:t>
+            </w:r>
+          </w:p>
+        </w:tc>
+      </w:tr>
+      <w:tr>
+        <w:tc>
+          <w:tcPr>
+            <w:tcW w:type="dxa" w:w="1560"/>
+            <w:vAlign w:val="center"/>
+          </w:tcPr>
+          <w:p>
+            <w:r>
+              <w:t>random_forest</w:t>
+            </w:r>
+          </w:p>
+        </w:tc>
+        <w:tc>
+          <w:tcPr>
+            <w:tcW w:type="dxa" w:w="1560"/>
+            <w:vAlign w:val="center"/>
+          </w:tcPr>
+          <w:p>
+            <w:r>
+              <w:t>Random Forest</w:t>
+            </w:r>
+          </w:p>
+        </w:tc>
+        <w:tc>
+          <w:tcPr>
+            <w:tcW w:type="dxa" w:w="1560"/>
+            <w:vAlign w:val="center"/>
+          </w:tcPr>
+          <w:p>
+            <w:r>
+              <w:t>frequency_offset</w:t>
+            </w:r>
+          </w:p>
+        </w:tc>
+        <w:tc>
+          <w:tcPr>
+            <w:tcW w:type="dxa" w:w="1560"/>
+            <w:vAlign w:val="center"/>
+          </w:tcPr>
+          <w:p>
+            <w:r>
+              <w:t>10000</w:t>
+            </w:r>
+          </w:p>
+        </w:tc>
+        <w:tc>
+          <w:tcPr>
+            <w:tcW w:type="dxa" w:w="1560"/>
+            <w:vAlign w:val="center"/>
+          </w:tcPr>
+          <w:p>
+            <w:r>
+              <w:t>0.1014</w:t>
+            </w:r>
+          </w:p>
+        </w:tc>
+        <w:tc>
+          <w:tcPr>
+            <w:tcW w:type="dxa" w:w="1560"/>
+            <w:vAlign w:val="center"/>
+          </w:tcPr>
+          <w:p>
+            <w:r>
+              <w:t>0.0503717083979696</w:t>
+            </w:r>
+          </w:p>
+        </w:tc>
+      </w:tr>
+      <w:tr>
+        <w:tc>
+          <w:tcPr>
+            <w:tcW w:type="dxa" w:w="1560"/>
+            <w:vAlign w:val="center"/>
+          </w:tcPr>
+          <w:p>
+            <w:r>
+              <w:t>random_forest</w:t>
+            </w:r>
+          </w:p>
+        </w:tc>
+        <w:tc>
+          <w:tcPr>
+            <w:tcW w:type="dxa" w:w="1560"/>
+            <w:vAlign w:val="center"/>
+          </w:tcPr>
+          <w:p>
+            <w:r>
+              <w:t>Random Forest</w:t>
+            </w:r>
+          </w:p>
+        </w:tc>
+        <w:tc>
+          <w:tcPr>
+            <w:tcW w:type="dxa" w:w="1560"/>
+            <w:vAlign w:val="center"/>
+          </w:tcPr>
+          <w:p>
+            <w:r>
+              <w:t>multipath</w:t>
+            </w:r>
+          </w:p>
+        </w:tc>
+        <w:tc>
+          <w:tcPr>
+            <w:tcW w:type="dxa" w:w="1560"/>
+            <w:vAlign w:val="center"/>
+          </w:tcPr>
+          <w:p>
+            <w:r>
+              <w:t>10000</w:t>
+            </w:r>
+          </w:p>
+        </w:tc>
+        <w:tc>
+          <w:tcPr>
+            <w:tcW w:type="dxa" w:w="1560"/>
+            <w:vAlign w:val="center"/>
+          </w:tcPr>
+          <w:p>
+            <w:r>
+              <w:t>0.1596</w:t>
+            </w:r>
+          </w:p>
+        </w:tc>
+        <w:tc>
+          <w:tcPr>
+            <w:tcW w:type="dxa" w:w="1560"/>
+            <w:vAlign w:val="center"/>
+          </w:tcPr>
+          <w:p>
+            <w:r>
+              <w:t>0.0962208848335906</w:t>
+            </w:r>
+          </w:p>
+        </w:tc>
+      </w:tr>
+      <w:tr>
+        <w:tc>
+          <w:tcPr>
+            <w:tcW w:type="dxa" w:w="1560"/>
+            <w:vAlign w:val="center"/>
+          </w:tcPr>
+          <w:p>
+            <w:r>
+              <w:t>random_forest</w:t>
+            </w:r>
+          </w:p>
+        </w:tc>
+        <w:tc>
+          <w:tcPr>
+            <w:tcW w:type="dxa" w:w="1560"/>
+            <w:vAlign w:val="center"/>
+          </w:tcPr>
+          <w:p>
+            <w:r>
+              <w:t>Random Forest</w:t>
+            </w:r>
+          </w:p>
+        </w:tc>
+        <w:tc>
+          <w:tcPr>
+            <w:tcW w:type="dxa" w:w="1560"/>
+            <w:vAlign w:val="center"/>
+          </w:tcPr>
+          <w:p>
+            <w:r>
+              <w:t>impulsive_noise</w:t>
+            </w:r>
+          </w:p>
+        </w:tc>
+        <w:tc>
+          <w:tcPr>
+            <w:tcW w:type="dxa" w:w="1560"/>
+            <w:vAlign w:val="center"/>
+          </w:tcPr>
+          <w:p>
+            <w:r>
+              <w:t>10000</w:t>
+            </w:r>
+          </w:p>
+        </w:tc>
+        <w:tc>
+          <w:tcPr>
+            <w:tcW w:type="dxa" w:w="1560"/>
+            <w:vAlign w:val="center"/>
+          </w:tcPr>
+          <w:p>
+            <w:r>
+              <w:t>0.129</w:t>
+            </w:r>
+          </w:p>
+        </w:tc>
+        <w:tc>
+          <w:tcPr>
+            <w:tcW w:type="dxa" w:w="1560"/>
+            <w:vAlign w:val="center"/>
+          </w:tcPr>
+          <w:p>
+            <w:r>
+              <w:t>0.0971050492156426</w:t>
+            </w:r>
+          </w:p>
+        </w:tc>
+      </w:tr>
+    </w:tbl>
+    <w:p>
+      <w:r/>
     </w:p>
     <w:p>
       <w:pPr>
@@ -2923,1465 +5532,6 @@
           <w:p>
             <w:r>
               <w:t>narrowband_jam</w:t>
-            </w:r>
-          </w:p>
-        </w:tc>
-      </w:tr>
-    </w:tbl>
-    <w:p>
-      <w:r/>
-    </w:p>
-    <w:p>
-      <w:pPr>
-        <w:pStyle w:val="Heading2"/>
-      </w:pPr>
-      <w:r>
-        <w:t>RadioML smoke clean performance</w:t>
-      </w:r>
-    </w:p>
-    <w:tbl>
-      <w:tblPr>
-        <w:tblStyle w:val="TableGrid"/>
-        <w:tblW w:type="auto" w:w="0"/>
-        <w:jc w:val="center"/>
-        <w:tblLook w:firstColumn="1" w:firstRow="1" w:lastColumn="0" w:lastRow="0" w:noHBand="0" w:noVBand="1" w:val="04A0"/>
-      </w:tblPr>
-      <w:tblGrid>
-        <w:gridCol w:w="1872"/>
-        <w:gridCol w:w="1872"/>
-        <w:gridCol w:w="1872"/>
-        <w:gridCol w:w="1872"/>
-        <w:gridCol w:w="1872"/>
-      </w:tblGrid>
-      <w:tr>
-        <w:tc>
-          <w:tcPr>
-            <w:tcW w:type="dxa" w:w="1872"/>
-            <w:vAlign w:val="center"/>
-          </w:tcPr>
-          <w:p>
-            <w:r>
-              <w:rPr>
-                <w:b/>
-              </w:rPr>
-              <w:t>model</w:t>
-            </w:r>
-          </w:p>
-        </w:tc>
-        <w:tc>
-          <w:tcPr>
-            <w:tcW w:type="dxa" w:w="1872"/>
-            <w:vAlign w:val="center"/>
-          </w:tcPr>
-          <w:p>
-            <w:r>
-              <w:rPr>
-                <w:b/>
-              </w:rPr>
-              <w:t>model_label</w:t>
-            </w:r>
-          </w:p>
-        </w:tc>
-        <w:tc>
-          <w:tcPr>
-            <w:tcW w:type="dxa" w:w="1872"/>
-            <w:vAlign w:val="center"/>
-          </w:tcPr>
-          <w:p>
-            <w:r>
-              <w:rPr>
-                <w:b/>
-              </w:rPr>
-              <w:t>examples</w:t>
-            </w:r>
-          </w:p>
-        </w:tc>
-        <w:tc>
-          <w:tcPr>
-            <w:tcW w:type="dxa" w:w="1872"/>
-            <w:vAlign w:val="center"/>
-          </w:tcPr>
-          <w:p>
-            <w:r>
-              <w:rPr>
-                <w:b/>
-              </w:rPr>
-              <w:t>accuracy</w:t>
-            </w:r>
-          </w:p>
-        </w:tc>
-        <w:tc>
-          <w:tcPr>
-            <w:tcW w:type="dxa" w:w="1872"/>
-            <w:vAlign w:val="center"/>
-          </w:tcPr>
-          <w:p>
-            <w:r>
-              <w:rPr>
-                <w:b/>
-              </w:rPr>
-              <w:t>macro_f1</w:t>
-            </w:r>
-          </w:p>
-        </w:tc>
-      </w:tr>
-      <w:tr>
-        <w:tc>
-          <w:tcPr>
-            <w:tcW w:type="dxa" w:w="1872"/>
-            <w:vAlign w:val="center"/>
-          </w:tcPr>
-          <w:p>
-            <w:r>
-              <w:t>rbf_svm</w:t>
-            </w:r>
-          </w:p>
-        </w:tc>
-        <w:tc>
-          <w:tcPr>
-            <w:tcW w:type="dxa" w:w="1872"/>
-            <w:vAlign w:val="center"/>
-          </w:tcPr>
-          <w:p>
-            <w:r>
-              <w:t>RBF-SVM</w:t>
-            </w:r>
-          </w:p>
-        </w:tc>
-        <w:tc>
-          <w:tcPr>
-            <w:tcW w:type="dxa" w:w="1872"/>
-            <w:vAlign w:val="center"/>
-          </w:tcPr>
-          <w:p>
-            <w:r>
-              <w:t>2200.0</w:t>
-            </w:r>
-          </w:p>
-        </w:tc>
-        <w:tc>
-          <w:tcPr>
-            <w:tcW w:type="dxa" w:w="1872"/>
-            <w:vAlign w:val="center"/>
-          </w:tcPr>
-          <w:p>
-            <w:r>
-              <w:t>0.4554545454545454</w:t>
-            </w:r>
-          </w:p>
-        </w:tc>
-        <w:tc>
-          <w:tcPr>
-            <w:tcW w:type="dxa" w:w="1872"/>
-            <w:vAlign w:val="center"/>
-          </w:tcPr>
-          <w:p>
-            <w:r>
-              <w:t>0.4699971299431584</w:t>
-            </w:r>
-          </w:p>
-        </w:tc>
-      </w:tr>
-      <w:tr>
-        <w:tc>
-          <w:tcPr>
-            <w:tcW w:type="dxa" w:w="1872"/>
-            <w:vAlign w:val="center"/>
-          </w:tcPr>
-          <w:p>
-            <w:r>
-              <w:t>random_forest</w:t>
-            </w:r>
-          </w:p>
-        </w:tc>
-        <w:tc>
-          <w:tcPr>
-            <w:tcW w:type="dxa" w:w="1872"/>
-            <w:vAlign w:val="center"/>
-          </w:tcPr>
-          <w:p>
-            <w:r>
-              <w:t>Random Forest</w:t>
-            </w:r>
-          </w:p>
-        </w:tc>
-        <w:tc>
-          <w:tcPr>
-            <w:tcW w:type="dxa" w:w="1872"/>
-            <w:vAlign w:val="center"/>
-          </w:tcPr>
-          <w:p>
-            <w:r>
-              <w:t>2200.0</w:t>
-            </w:r>
-          </w:p>
-        </w:tc>
-        <w:tc>
-          <w:tcPr>
-            <w:tcW w:type="dxa" w:w="1872"/>
-            <w:vAlign w:val="center"/>
-          </w:tcPr>
-          <w:p>
-            <w:r>
-              <w:t>0.4522727272727272</w:t>
-            </w:r>
-          </w:p>
-        </w:tc>
-        <w:tc>
-          <w:tcPr>
-            <w:tcW w:type="dxa" w:w="1872"/>
-            <w:vAlign w:val="center"/>
-          </w:tcPr>
-          <w:p>
-            <w:r>
-              <w:t>0.4602874791978782</w:t>
-            </w:r>
-          </w:p>
-        </w:tc>
-      </w:tr>
-      <w:tr>
-        <w:tc>
-          <w:tcPr>
-            <w:tcW w:type="dxa" w:w="1872"/>
-            <w:vAlign w:val="center"/>
-          </w:tcPr>
-          <w:p>
-            <w:r>
-              <w:t>logistic_regression</w:t>
-            </w:r>
-          </w:p>
-        </w:tc>
-        <w:tc>
-          <w:tcPr>
-            <w:tcW w:type="dxa" w:w="1872"/>
-            <w:vAlign w:val="center"/>
-          </w:tcPr>
-          <w:p>
-            <w:r>
-              <w:t>Logistic Regression</w:t>
-            </w:r>
-          </w:p>
-        </w:tc>
-        <w:tc>
-          <w:tcPr>
-            <w:tcW w:type="dxa" w:w="1872"/>
-            <w:vAlign w:val="center"/>
-          </w:tcPr>
-          <w:p>
-            <w:r>
-              <w:t>2200.0</w:t>
-            </w:r>
-          </w:p>
-        </w:tc>
-        <w:tc>
-          <w:tcPr>
-            <w:tcW w:type="dxa" w:w="1872"/>
-            <w:vAlign w:val="center"/>
-          </w:tcPr>
-          <w:p>
-            <w:r>
-              <w:t>0.43</w:t>
-            </w:r>
-          </w:p>
-        </w:tc>
-        <w:tc>
-          <w:tcPr>
-            <w:tcW w:type="dxa" w:w="1872"/>
-            <w:vAlign w:val="center"/>
-          </w:tcPr>
-          <w:p>
-            <w:r>
-              <w:t>0.4292747322355201</w:t>
-            </w:r>
-          </w:p>
-        </w:tc>
-      </w:tr>
-      <w:tr>
-        <w:tc>
-          <w:tcPr>
-            <w:tcW w:type="dxa" w:w="1872"/>
-            <w:vAlign w:val="center"/>
-          </w:tcPr>
-          <w:p>
-            <w:r>
-              <w:t>iq_cnn</w:t>
-            </w:r>
-          </w:p>
-        </w:tc>
-        <w:tc>
-          <w:tcPr>
-            <w:tcW w:type="dxa" w:w="1872"/>
-            <w:vAlign w:val="center"/>
-          </w:tcPr>
-          <w:p>
-            <w:r>
-              <w:t>Raw-IQ CNN</w:t>
-            </w:r>
-          </w:p>
-        </w:tc>
-        <w:tc>
-          <w:tcPr>
-            <w:tcW w:type="dxa" w:w="1872"/>
-            <w:vAlign w:val="center"/>
-          </w:tcPr>
-          <w:p>
-            <w:r>
-              <w:t>2200.0</w:t>
-            </w:r>
-          </w:p>
-        </w:tc>
-        <w:tc>
-          <w:tcPr>
-            <w:tcW w:type="dxa" w:w="1872"/>
-            <w:vAlign w:val="center"/>
-          </w:tcPr>
-          <w:p>
-            <w:r>
-              <w:t>0.3768181818181818</w:t>
-            </w:r>
-          </w:p>
-        </w:tc>
-        <w:tc>
-          <w:tcPr>
-            <w:tcW w:type="dxa" w:w="1872"/>
-            <w:vAlign w:val="center"/>
-          </w:tcPr>
-          <w:p>
-            <w:r>
-              <w:t>0.3549441001365135</w:t>
-            </w:r>
-          </w:p>
-        </w:tc>
-      </w:tr>
-      <w:tr>
-        <w:tc>
-          <w:tcPr>
-            <w:tcW w:type="dxa" w:w="1872"/>
-            <w:vAlign w:val="center"/>
-          </w:tcPr>
-          <w:p>
-            <w:r>
-              <w:t>simulated_quantum_feature_kernel_svm</w:t>
-            </w:r>
-          </w:p>
-        </w:tc>
-        <w:tc>
-          <w:tcPr>
-            <w:tcW w:type="dxa" w:w="1872"/>
-            <w:vAlign w:val="center"/>
-          </w:tcPr>
-          <w:p>
-            <w:r>
-              <w:t>Simulated QFM-Kernel SVM</w:t>
-            </w:r>
-          </w:p>
-        </w:tc>
-        <w:tc>
-          <w:tcPr>
-            <w:tcW w:type="dxa" w:w="1872"/>
-            <w:vAlign w:val="center"/>
-          </w:tcPr>
-          <w:p>
-            <w:r>
-              <w:t>330.0</w:t>
-            </w:r>
-          </w:p>
-        </w:tc>
-        <w:tc>
-          <w:tcPr>
-            <w:tcW w:type="dxa" w:w="1872"/>
-            <w:vAlign w:val="center"/>
-          </w:tcPr>
-          <w:p>
-            <w:r>
-              <w:t>0.3</w:t>
-            </w:r>
-          </w:p>
-        </w:tc>
-        <w:tc>
-          <w:tcPr>
-            <w:tcW w:type="dxa" w:w="1872"/>
-            <w:vAlign w:val="center"/>
-          </w:tcPr>
-          <w:p>
-            <w:r>
-              <w:t>0.2849870643924095</w:t>
-            </w:r>
-          </w:p>
-        </w:tc>
-      </w:tr>
-    </w:tbl>
-    <w:p>
-      <w:r/>
-    </w:p>
-    <w:p>
-      <w:pPr>
-        <w:pStyle w:val="Heading2"/>
-      </w:pPr>
-      <w:r>
-        <w:t>RadioML smoke robustness drops</w:t>
-      </w:r>
-    </w:p>
-    <w:tbl>
-      <w:tblPr>
-        <w:tblStyle w:val="TableGrid"/>
-        <w:tblW w:type="auto" w:w="0"/>
-        <w:jc w:val="center"/>
-        <w:tblLook w:firstColumn="1" w:firstRow="1" w:lastColumn="0" w:lastRow="0" w:noHBand="0" w:noVBand="1" w:val="04A0"/>
-      </w:tblPr>
-      <w:tblGrid>
-        <w:gridCol w:w="1337"/>
-        <w:gridCol w:w="1337"/>
-        <w:gridCol w:w="1337"/>
-        <w:gridCol w:w="1337"/>
-        <w:gridCol w:w="1337"/>
-        <w:gridCol w:w="1337"/>
-        <w:gridCol w:w="1337"/>
-      </w:tblGrid>
-      <w:tr>
-        <w:tc>
-          <w:tcPr>
-            <w:tcW w:type="dxa" w:w="1337"/>
-            <w:vAlign w:val="center"/>
-          </w:tcPr>
-          <w:p>
-            <w:r>
-              <w:rPr>
-                <w:b/>
-              </w:rPr>
-              <w:t>model</w:t>
-            </w:r>
-          </w:p>
-        </w:tc>
-        <w:tc>
-          <w:tcPr>
-            <w:tcW w:type="dxa" w:w="1337"/>
-            <w:vAlign w:val="center"/>
-          </w:tcPr>
-          <w:p>
-            <w:r>
-              <w:rPr>
-                <w:b/>
-              </w:rPr>
-              <w:t>model_label</w:t>
-            </w:r>
-          </w:p>
-        </w:tc>
-        <w:tc>
-          <w:tcPr>
-            <w:tcW w:type="dxa" w:w="1337"/>
-            <w:vAlign w:val="center"/>
-          </w:tcPr>
-          <w:p>
-            <w:r>
-              <w:rPr>
-                <w:b/>
-              </w:rPr>
-              <w:t>condition</w:t>
-            </w:r>
-          </w:p>
-        </w:tc>
-        <w:tc>
-          <w:tcPr>
-            <w:tcW w:type="dxa" w:w="1337"/>
-            <w:vAlign w:val="center"/>
-          </w:tcPr>
-          <w:p>
-            <w:r>
-              <w:rPr>
-                <w:b/>
-              </w:rPr>
-              <w:t>accuracy</w:t>
-            </w:r>
-          </w:p>
-        </w:tc>
-        <w:tc>
-          <w:tcPr>
-            <w:tcW w:type="dxa" w:w="1337"/>
-            <w:vAlign w:val="center"/>
-          </w:tcPr>
-          <w:p>
-            <w:r>
-              <w:rPr>
-                <w:b/>
-              </w:rPr>
-              <w:t>accuracy_drop_pct</w:t>
-            </w:r>
-          </w:p>
-        </w:tc>
-        <w:tc>
-          <w:tcPr>
-            <w:tcW w:type="dxa" w:w="1337"/>
-            <w:vAlign w:val="center"/>
-          </w:tcPr>
-          <w:p>
-            <w:r>
-              <w:rPr>
-                <w:b/>
-              </w:rPr>
-              <w:t>macro_f1</w:t>
-            </w:r>
-          </w:p>
-        </w:tc>
-        <w:tc>
-          <w:tcPr>
-            <w:tcW w:type="dxa" w:w="1337"/>
-            <w:vAlign w:val="center"/>
-          </w:tcPr>
-          <w:p>
-            <w:r>
-              <w:rPr>
-                <w:b/>
-              </w:rPr>
-              <w:t>macro_f1_drop_pct</w:t>
-            </w:r>
-          </w:p>
-        </w:tc>
-      </w:tr>
-      <w:tr>
-        <w:tc>
-          <w:tcPr>
-            <w:tcW w:type="dxa" w:w="1337"/>
-            <w:vAlign w:val="center"/>
-          </w:tcPr>
-          <w:p>
-            <w:r>
-              <w:t>logistic_regression</w:t>
-            </w:r>
-          </w:p>
-        </w:tc>
-        <w:tc>
-          <w:tcPr>
-            <w:tcW w:type="dxa" w:w="1337"/>
-            <w:vAlign w:val="center"/>
-          </w:tcPr>
-          <w:p>
-            <w:r>
-              <w:t>Logistic Regression</w:t>
-            </w:r>
-          </w:p>
-        </w:tc>
-        <w:tc>
-          <w:tcPr>
-            <w:tcW w:type="dxa" w:w="1337"/>
-            <w:vAlign w:val="center"/>
-          </w:tcPr>
-          <w:p>
-            <w:r>
-              <w:t>low_snr</w:t>
-            </w:r>
-          </w:p>
-        </w:tc>
-        <w:tc>
-          <w:tcPr>
-            <w:tcW w:type="dxa" w:w="1337"/>
-            <w:vAlign w:val="center"/>
-          </w:tcPr>
-          <w:p>
-            <w:r>
-              <w:t>0.0909090909090909</w:t>
-            </w:r>
-          </w:p>
-        </w:tc>
-        <w:tc>
-          <w:tcPr>
-            <w:tcW w:type="dxa" w:w="1337"/>
-            <w:vAlign w:val="center"/>
-          </w:tcPr>
-          <w:p>
-            <w:r>
-              <w:t>78.8583509513742</w:t>
-            </w:r>
-          </w:p>
-        </w:tc>
-        <w:tc>
-          <w:tcPr>
-            <w:tcW w:type="dxa" w:w="1337"/>
-            <w:vAlign w:val="center"/>
-          </w:tcPr>
-          <w:p>
-            <w:r>
-              <w:t>0.0151515151515151</w:t>
-            </w:r>
-          </w:p>
-        </w:tc>
-        <w:tc>
-          <w:tcPr>
-            <w:tcW w:type="dxa" w:w="1337"/>
-            <w:vAlign w:val="center"/>
-          </w:tcPr>
-          <w:p>
-            <w:r>
-              <w:t>96.4704386226948</w:t>
-            </w:r>
-          </w:p>
-        </w:tc>
-      </w:tr>
-      <w:tr>
-        <w:tc>
-          <w:tcPr>
-            <w:tcW w:type="dxa" w:w="1337"/>
-            <w:vAlign w:val="center"/>
-          </w:tcPr>
-          <w:p>
-            <w:r>
-              <w:t>logistic_regression</w:t>
-            </w:r>
-          </w:p>
-        </w:tc>
-        <w:tc>
-          <w:tcPr>
-            <w:tcW w:type="dxa" w:w="1337"/>
-            <w:vAlign w:val="center"/>
-          </w:tcPr>
-          <w:p>
-            <w:r>
-              <w:t>Logistic Regression</w:t>
-            </w:r>
-          </w:p>
-        </w:tc>
-        <w:tc>
-          <w:tcPr>
-            <w:tcW w:type="dxa" w:w="1337"/>
-            <w:vAlign w:val="center"/>
-          </w:tcPr>
-          <w:p>
-            <w:r>
-              <w:t>narrowband_jam</w:t>
-            </w:r>
-          </w:p>
-        </w:tc>
-        <w:tc>
-          <w:tcPr>
-            <w:tcW w:type="dxa" w:w="1337"/>
-            <w:vAlign w:val="center"/>
-          </w:tcPr>
-          <w:p>
-            <w:r>
-              <w:t>0.0909090909090909</w:t>
-            </w:r>
-          </w:p>
-        </w:tc>
-        <w:tc>
-          <w:tcPr>
-            <w:tcW w:type="dxa" w:w="1337"/>
-            <w:vAlign w:val="center"/>
-          </w:tcPr>
-          <w:p>
-            <w:r>
-              <w:t>78.8583509513742</w:t>
-            </w:r>
-          </w:p>
-        </w:tc>
-        <w:tc>
-          <w:tcPr>
-            <w:tcW w:type="dxa" w:w="1337"/>
-            <w:vAlign w:val="center"/>
-          </w:tcPr>
-          <w:p>
-            <w:r>
-              <w:t>0.0151515151515151</w:t>
-            </w:r>
-          </w:p>
-        </w:tc>
-        <w:tc>
-          <w:tcPr>
-            <w:tcW w:type="dxa" w:w="1337"/>
-            <w:vAlign w:val="center"/>
-          </w:tcPr>
-          <w:p>
-            <w:r>
-              <w:t>96.4704386226948</w:t>
-            </w:r>
-          </w:p>
-        </w:tc>
-      </w:tr>
-      <w:tr>
-        <w:tc>
-          <w:tcPr>
-            <w:tcW w:type="dxa" w:w="1337"/>
-            <w:vAlign w:val="center"/>
-          </w:tcPr>
-          <w:p>
-            <w:r>
-              <w:t>logistic_regression</w:t>
-            </w:r>
-          </w:p>
-        </w:tc>
-        <w:tc>
-          <w:tcPr>
-            <w:tcW w:type="dxa" w:w="1337"/>
-            <w:vAlign w:val="center"/>
-          </w:tcPr>
-          <w:p>
-            <w:r>
-              <w:t>Logistic Regression</w:t>
-            </w:r>
-          </w:p>
-        </w:tc>
-        <w:tc>
-          <w:tcPr>
-            <w:tcW w:type="dxa" w:w="1337"/>
-            <w:vAlign w:val="center"/>
-          </w:tcPr>
-          <w:p>
-            <w:r>
-              <w:t>broadband_jam</w:t>
-            </w:r>
-          </w:p>
-        </w:tc>
-        <w:tc>
-          <w:tcPr>
-            <w:tcW w:type="dxa" w:w="1337"/>
-            <w:vAlign w:val="center"/>
-          </w:tcPr>
-          <w:p>
-            <w:r>
-              <w:t>0.0909090909090909</w:t>
-            </w:r>
-          </w:p>
-        </w:tc>
-        <w:tc>
-          <w:tcPr>
-            <w:tcW w:type="dxa" w:w="1337"/>
-            <w:vAlign w:val="center"/>
-          </w:tcPr>
-          <w:p>
-            <w:r>
-              <w:t>78.8583509513742</w:t>
-            </w:r>
-          </w:p>
-        </w:tc>
-        <w:tc>
-          <w:tcPr>
-            <w:tcW w:type="dxa" w:w="1337"/>
-            <w:vAlign w:val="center"/>
-          </w:tcPr>
-          <w:p>
-            <w:r>
-              <w:t>0.0151515151515151</w:t>
-            </w:r>
-          </w:p>
-        </w:tc>
-        <w:tc>
-          <w:tcPr>
-            <w:tcW w:type="dxa" w:w="1337"/>
-            <w:vAlign w:val="center"/>
-          </w:tcPr>
-          <w:p>
-            <w:r>
-              <w:t>96.4704386226948</w:t>
-            </w:r>
-          </w:p>
-        </w:tc>
-      </w:tr>
-      <w:tr>
-        <w:tc>
-          <w:tcPr>
-            <w:tcW w:type="dxa" w:w="1337"/>
-            <w:vAlign w:val="center"/>
-          </w:tcPr>
-          <w:p>
-            <w:r>
-              <w:t>logistic_regression</w:t>
-            </w:r>
-          </w:p>
-        </w:tc>
-        <w:tc>
-          <w:tcPr>
-            <w:tcW w:type="dxa" w:w="1337"/>
-            <w:vAlign w:val="center"/>
-          </w:tcPr>
-          <w:p>
-            <w:r>
-              <w:t>Logistic Regression</w:t>
-            </w:r>
-          </w:p>
-        </w:tc>
-        <w:tc>
-          <w:tcPr>
-            <w:tcW w:type="dxa" w:w="1337"/>
-            <w:vAlign w:val="center"/>
-          </w:tcPr>
-          <w:p>
-            <w:r>
-              <w:t>frequency_offset</w:t>
-            </w:r>
-          </w:p>
-        </w:tc>
-        <w:tc>
-          <w:tcPr>
-            <w:tcW w:type="dxa" w:w="1337"/>
-            <w:vAlign w:val="center"/>
-          </w:tcPr>
-          <w:p>
-            <w:r>
-              <w:t>0.0909090909090909</w:t>
-            </w:r>
-          </w:p>
-        </w:tc>
-        <w:tc>
-          <w:tcPr>
-            <w:tcW w:type="dxa" w:w="1337"/>
-            <w:vAlign w:val="center"/>
-          </w:tcPr>
-          <w:p>
-            <w:r>
-              <w:t>78.8583509513742</w:t>
-            </w:r>
-          </w:p>
-        </w:tc>
-        <w:tc>
-          <w:tcPr>
-            <w:tcW w:type="dxa" w:w="1337"/>
-            <w:vAlign w:val="center"/>
-          </w:tcPr>
-          <w:p>
-            <w:r>
-              <w:t>0.0151515151515151</w:t>
-            </w:r>
-          </w:p>
-        </w:tc>
-        <w:tc>
-          <w:tcPr>
-            <w:tcW w:type="dxa" w:w="1337"/>
-            <w:vAlign w:val="center"/>
-          </w:tcPr>
-          <w:p>
-            <w:r>
-              <w:t>96.4704386226948</w:t>
-            </w:r>
-          </w:p>
-        </w:tc>
-      </w:tr>
-      <w:tr>
-        <w:tc>
-          <w:tcPr>
-            <w:tcW w:type="dxa" w:w="1337"/>
-            <w:vAlign w:val="center"/>
-          </w:tcPr>
-          <w:p>
-            <w:r>
-              <w:t>logistic_regression</w:t>
-            </w:r>
-          </w:p>
-        </w:tc>
-        <w:tc>
-          <w:tcPr>
-            <w:tcW w:type="dxa" w:w="1337"/>
-            <w:vAlign w:val="center"/>
-          </w:tcPr>
-          <w:p>
-            <w:r>
-              <w:t>Logistic Regression</w:t>
-            </w:r>
-          </w:p>
-        </w:tc>
-        <w:tc>
-          <w:tcPr>
-            <w:tcW w:type="dxa" w:w="1337"/>
-            <w:vAlign w:val="center"/>
-          </w:tcPr>
-          <w:p>
-            <w:r>
-              <w:t>multipath</w:t>
-            </w:r>
-          </w:p>
-        </w:tc>
-        <w:tc>
-          <w:tcPr>
-            <w:tcW w:type="dxa" w:w="1337"/>
-            <w:vAlign w:val="center"/>
-          </w:tcPr>
-          <w:p>
-            <w:r>
-              <w:t>0.0909090909090909</w:t>
-            </w:r>
-          </w:p>
-        </w:tc>
-        <w:tc>
-          <w:tcPr>
-            <w:tcW w:type="dxa" w:w="1337"/>
-            <w:vAlign w:val="center"/>
-          </w:tcPr>
-          <w:p>
-            <w:r>
-              <w:t>78.8583509513742</w:t>
-            </w:r>
-          </w:p>
-        </w:tc>
-        <w:tc>
-          <w:tcPr>
-            <w:tcW w:type="dxa" w:w="1337"/>
-            <w:vAlign w:val="center"/>
-          </w:tcPr>
-          <w:p>
-            <w:r>
-              <w:t>0.0151515151515151</w:t>
-            </w:r>
-          </w:p>
-        </w:tc>
-        <w:tc>
-          <w:tcPr>
-            <w:tcW w:type="dxa" w:w="1337"/>
-            <w:vAlign w:val="center"/>
-          </w:tcPr>
-          <w:p>
-            <w:r>
-              <w:t>96.4704386226948</w:t>
-            </w:r>
-          </w:p>
-        </w:tc>
-      </w:tr>
-      <w:tr>
-        <w:tc>
-          <w:tcPr>
-            <w:tcW w:type="dxa" w:w="1337"/>
-            <w:vAlign w:val="center"/>
-          </w:tcPr>
-          <w:p>
-            <w:r>
-              <w:t>logistic_regression</w:t>
-            </w:r>
-          </w:p>
-        </w:tc>
-        <w:tc>
-          <w:tcPr>
-            <w:tcW w:type="dxa" w:w="1337"/>
-            <w:vAlign w:val="center"/>
-          </w:tcPr>
-          <w:p>
-            <w:r>
-              <w:t>Logistic Regression</w:t>
-            </w:r>
-          </w:p>
-        </w:tc>
-        <w:tc>
-          <w:tcPr>
-            <w:tcW w:type="dxa" w:w="1337"/>
-            <w:vAlign w:val="center"/>
-          </w:tcPr>
-          <w:p>
-            <w:r>
-              <w:t>impulsive_noise</w:t>
-            </w:r>
-          </w:p>
-        </w:tc>
-        <w:tc>
-          <w:tcPr>
-            <w:tcW w:type="dxa" w:w="1337"/>
-            <w:vAlign w:val="center"/>
-          </w:tcPr>
-          <w:p>
-            <w:r>
-              <w:t>0.0890909090909091</w:t>
-            </w:r>
-          </w:p>
-        </w:tc>
-        <w:tc>
-          <w:tcPr>
-            <w:tcW w:type="dxa" w:w="1337"/>
-            <w:vAlign w:val="center"/>
-          </w:tcPr>
-          <w:p>
-            <w:r>
-              <w:t>79.28118393234672</w:t>
-            </w:r>
-          </w:p>
-        </w:tc>
-        <w:tc>
-          <w:tcPr>
-            <w:tcW w:type="dxa" w:w="1337"/>
-            <w:vAlign w:val="center"/>
-          </w:tcPr>
-          <w:p>
-            <w:r>
-              <w:t>0.0187432587841168</w:t>
-            </w:r>
-          </w:p>
-        </w:tc>
-        <w:tc>
-          <w:tcPr>
-            <w:tcW w:type="dxa" w:w="1337"/>
-            <w:vAlign w:val="center"/>
-          </w:tcPr>
-          <w:p>
-            <w:r>
-              <w:t>95.6337381689092</w:t>
-            </w:r>
-          </w:p>
-        </w:tc>
-      </w:tr>
-      <w:tr>
-        <w:tc>
-          <w:tcPr>
-            <w:tcW w:type="dxa" w:w="1337"/>
-            <w:vAlign w:val="center"/>
-          </w:tcPr>
-          <w:p>
-            <w:r>
-              <w:t>random_forest</w:t>
-            </w:r>
-          </w:p>
-        </w:tc>
-        <w:tc>
-          <w:tcPr>
-            <w:tcW w:type="dxa" w:w="1337"/>
-            <w:vAlign w:val="center"/>
-          </w:tcPr>
-          <w:p>
-            <w:r>
-              <w:t>Random Forest</w:t>
-            </w:r>
-          </w:p>
-        </w:tc>
-        <w:tc>
-          <w:tcPr>
-            <w:tcW w:type="dxa" w:w="1337"/>
-            <w:vAlign w:val="center"/>
-          </w:tcPr>
-          <w:p>
-            <w:r>
-              <w:t>low_snr</w:t>
-            </w:r>
-          </w:p>
-        </w:tc>
-        <w:tc>
-          <w:tcPr>
-            <w:tcW w:type="dxa" w:w="1337"/>
-            <w:vAlign w:val="center"/>
-          </w:tcPr>
-          <w:p>
-            <w:r>
-              <w:t>0.1272727272727272</w:t>
-            </w:r>
-          </w:p>
-        </w:tc>
-        <w:tc>
-          <w:tcPr>
-            <w:tcW w:type="dxa" w:w="1337"/>
-            <w:vAlign w:val="center"/>
-          </w:tcPr>
-          <w:p>
-            <w:r>
-              <w:t>71.85929648241206</w:t>
-            </w:r>
-          </w:p>
-        </w:tc>
-        <w:tc>
-          <w:tcPr>
-            <w:tcW w:type="dxa" w:w="1337"/>
-            <w:vAlign w:val="center"/>
-          </w:tcPr>
-          <w:p>
-            <w:r>
-              <w:t>0.0865528247027217</w:t>
-            </w:r>
-          </w:p>
-        </w:tc>
-        <w:tc>
-          <w:tcPr>
-            <w:tcW w:type="dxa" w:w="1337"/>
-            <w:vAlign w:val="center"/>
-          </w:tcPr>
-          <w:p>
-            <w:r>
-              <w:t>81.19592024237693</w:t>
-            </w:r>
-          </w:p>
-        </w:tc>
-      </w:tr>
-      <w:tr>
-        <w:tc>
-          <w:tcPr>
-            <w:tcW w:type="dxa" w:w="1337"/>
-            <w:vAlign w:val="center"/>
-          </w:tcPr>
-          <w:p>
-            <w:r>
-              <w:t>random_forest</w:t>
-            </w:r>
-          </w:p>
-        </w:tc>
-        <w:tc>
-          <w:tcPr>
-            <w:tcW w:type="dxa" w:w="1337"/>
-            <w:vAlign w:val="center"/>
-          </w:tcPr>
-          <w:p>
-            <w:r>
-              <w:t>Random Forest</w:t>
-            </w:r>
-          </w:p>
-        </w:tc>
-        <w:tc>
-          <w:tcPr>
-            <w:tcW w:type="dxa" w:w="1337"/>
-            <w:vAlign w:val="center"/>
-          </w:tcPr>
-          <w:p>
-            <w:r>
-              <w:t>narrowband_jam</w:t>
-            </w:r>
-          </w:p>
-        </w:tc>
-        <w:tc>
-          <w:tcPr>
-            <w:tcW w:type="dxa" w:w="1337"/>
-            <w:vAlign w:val="center"/>
-          </w:tcPr>
-          <w:p>
-            <w:r>
-              <w:t>0.0909090909090909</w:t>
-            </w:r>
-          </w:p>
-        </w:tc>
-        <w:tc>
-          <w:tcPr>
-            <w:tcW w:type="dxa" w:w="1337"/>
-            <w:vAlign w:val="center"/>
-          </w:tcPr>
-          <w:p>
-            <w:r>
-              <w:t>79.89949748743717</w:t>
-            </w:r>
-          </w:p>
-        </w:tc>
-        <w:tc>
-          <w:tcPr>
-            <w:tcW w:type="dxa" w:w="1337"/>
-            <w:vAlign w:val="center"/>
-          </w:tcPr>
-          <w:p>
-            <w:r>
-              <w:t>0.0151515151515151</w:t>
-            </w:r>
-          </w:p>
-        </w:tc>
-        <w:tc>
-          <w:tcPr>
-            <w:tcW w:type="dxa" w:w="1337"/>
-            <w:vAlign w:val="center"/>
-          </w:tcPr>
-          <w:p>
-            <w:r>
-              <w:t>96.70824955353577</w:t>
-            </w:r>
-          </w:p>
-        </w:tc>
-      </w:tr>
-      <w:tr>
-        <w:tc>
-          <w:tcPr>
-            <w:tcW w:type="dxa" w:w="1337"/>
-            <w:vAlign w:val="center"/>
-          </w:tcPr>
-          <w:p>
-            <w:r>
-              <w:t>random_forest</w:t>
-            </w:r>
-          </w:p>
-        </w:tc>
-        <w:tc>
-          <w:tcPr>
-            <w:tcW w:type="dxa" w:w="1337"/>
-            <w:vAlign w:val="center"/>
-          </w:tcPr>
-          <w:p>
-            <w:r>
-              <w:t>Random Forest</w:t>
-            </w:r>
-          </w:p>
-        </w:tc>
-        <w:tc>
-          <w:tcPr>
-            <w:tcW w:type="dxa" w:w="1337"/>
-            <w:vAlign w:val="center"/>
-          </w:tcPr>
-          <w:p>
-            <w:r>
-              <w:t>broadband_jam</w:t>
-            </w:r>
-          </w:p>
-        </w:tc>
-        <w:tc>
-          <w:tcPr>
-            <w:tcW w:type="dxa" w:w="1337"/>
-            <w:vAlign w:val="center"/>
-          </w:tcPr>
-          <w:p>
-            <w:r>
-              <w:t>0.1445454545454545</w:t>
-            </w:r>
-          </w:p>
-        </w:tc>
-        <w:tc>
-          <w:tcPr>
-            <w:tcW w:type="dxa" w:w="1337"/>
-            <w:vAlign w:val="center"/>
-          </w:tcPr>
-          <w:p>
-            <w:r>
-              <w:t>68.04020100502512</w:t>
-            </w:r>
-          </w:p>
-        </w:tc>
-        <w:tc>
-          <w:tcPr>
-            <w:tcW w:type="dxa" w:w="1337"/>
-            <w:vAlign w:val="center"/>
-          </w:tcPr>
-          <w:p>
-            <w:r>
-              <w:t>0.1032493976182974</w:t>
-            </w:r>
-          </w:p>
-        </w:tc>
-        <w:tc>
-          <w:tcPr>
-            <w:tcW w:type="dxa" w:w="1337"/>
-            <w:vAlign w:val="center"/>
-          </w:tcPr>
-          <w:p>
-            <w:r>
-              <w:t>77.56849745332516</w:t>
-            </w:r>
-          </w:p>
-        </w:tc>
-      </w:tr>
-      <w:tr>
-        <w:tc>
-          <w:tcPr>
-            <w:tcW w:type="dxa" w:w="1337"/>
-            <w:vAlign w:val="center"/>
-          </w:tcPr>
-          <w:p>
-            <w:r>
-              <w:t>random_forest</w:t>
-            </w:r>
-          </w:p>
-        </w:tc>
-        <w:tc>
-          <w:tcPr>
-            <w:tcW w:type="dxa" w:w="1337"/>
-            <w:vAlign w:val="center"/>
-          </w:tcPr>
-          <w:p>
-            <w:r>
-              <w:t>Random Forest</w:t>
-            </w:r>
-          </w:p>
-        </w:tc>
-        <w:tc>
-          <w:tcPr>
-            <w:tcW w:type="dxa" w:w="1337"/>
-            <w:vAlign w:val="center"/>
-          </w:tcPr>
-          <w:p>
-            <w:r>
-              <w:t>frequency_offset</w:t>
-            </w:r>
-          </w:p>
-        </w:tc>
-        <w:tc>
-          <w:tcPr>
-            <w:tcW w:type="dxa" w:w="1337"/>
-            <w:vAlign w:val="center"/>
-          </w:tcPr>
-          <w:p>
-            <w:r>
-              <w:t>0.0986363636363636</w:t>
-            </w:r>
-          </w:p>
-        </w:tc>
-        <w:tc>
-          <w:tcPr>
-            <w:tcW w:type="dxa" w:w="1337"/>
-            <w:vAlign w:val="center"/>
-          </w:tcPr>
-          <w:p>
-            <w:r>
-              <w:t>78.19095477386935</w:t>
-            </w:r>
-          </w:p>
-        </w:tc>
-        <w:tc>
-          <w:tcPr>
-            <w:tcW w:type="dxa" w:w="1337"/>
-            <w:vAlign w:val="center"/>
-          </w:tcPr>
-          <w:p>
-            <w:r>
-              <w:t>0.0538025820742531</w:t>
-            </w:r>
-          </w:p>
-        </w:tc>
-        <w:tc>
-          <w:tcPr>
-            <w:tcW w:type="dxa" w:w="1337"/>
-            <w:vAlign w:val="center"/>
-          </w:tcPr>
-          <w:p>
-            <w:r>
-              <w:t>88.3110915447858</w:t>
-            </w:r>
-          </w:p>
-        </w:tc>
-      </w:tr>
-      <w:tr>
-        <w:tc>
-          <w:tcPr>
-            <w:tcW w:type="dxa" w:w="1337"/>
-            <w:vAlign w:val="center"/>
-          </w:tcPr>
-          <w:p>
-            <w:r>
-              <w:t>random_forest</w:t>
-            </w:r>
-          </w:p>
-        </w:tc>
-        <w:tc>
-          <w:tcPr>
-            <w:tcW w:type="dxa" w:w="1337"/>
-            <w:vAlign w:val="center"/>
-          </w:tcPr>
-          <w:p>
-            <w:r>
-              <w:t>Random Forest</w:t>
-            </w:r>
-          </w:p>
-        </w:tc>
-        <w:tc>
-          <w:tcPr>
-            <w:tcW w:type="dxa" w:w="1337"/>
-            <w:vAlign w:val="center"/>
-          </w:tcPr>
-          <w:p>
-            <w:r>
-              <w:t>multipath</w:t>
-            </w:r>
-          </w:p>
-        </w:tc>
-        <w:tc>
-          <w:tcPr>
-            <w:tcW w:type="dxa" w:w="1337"/>
-            <w:vAlign w:val="center"/>
-          </w:tcPr>
-          <w:p>
-            <w:r>
-              <w:t>0.155</w:t>
-            </w:r>
-          </w:p>
-        </w:tc>
-        <w:tc>
-          <w:tcPr>
-            <w:tcW w:type="dxa" w:w="1337"/>
-            <w:vAlign w:val="center"/>
-          </w:tcPr>
-          <w:p>
-            <w:r>
-              <w:t>65.7286432160804</w:t>
-            </w:r>
-          </w:p>
-        </w:tc>
-        <w:tc>
-          <w:tcPr>
-            <w:tcW w:type="dxa" w:w="1337"/>
-            <w:vAlign w:val="center"/>
-          </w:tcPr>
-          <w:p>
-            <w:r>
-              <w:t>0.1011163985302166</w:t>
-            </w:r>
-          </w:p>
-        </w:tc>
-        <w:tc>
-          <w:tcPr>
-            <w:tcW w:type="dxa" w:w="1337"/>
-            <w:vAlign w:val="center"/>
-          </w:tcPr>
-          <w:p>
-            <w:r>
-              <w:t>78.03190329955801</w:t>
-            </w:r>
-          </w:p>
-        </w:tc>
-      </w:tr>
-      <w:tr>
-        <w:tc>
-          <w:tcPr>
-            <w:tcW w:type="dxa" w:w="1337"/>
-            <w:vAlign w:val="center"/>
-          </w:tcPr>
-          <w:p>
-            <w:r>
-              <w:t>random_forest</w:t>
-            </w:r>
-          </w:p>
-        </w:tc>
-        <w:tc>
-          <w:tcPr>
-            <w:tcW w:type="dxa" w:w="1337"/>
-            <w:vAlign w:val="center"/>
-          </w:tcPr>
-          <w:p>
-            <w:r>
-              <w:t>Random Forest</w:t>
-            </w:r>
-          </w:p>
-        </w:tc>
-        <w:tc>
-          <w:tcPr>
-            <w:tcW w:type="dxa" w:w="1337"/>
-            <w:vAlign w:val="center"/>
-          </w:tcPr>
-          <w:p>
-            <w:r>
-              <w:t>impulsive_noise</w:t>
-            </w:r>
-          </w:p>
-        </w:tc>
-        <w:tc>
-          <w:tcPr>
-            <w:tcW w:type="dxa" w:w="1337"/>
-            <w:vAlign w:val="center"/>
-          </w:tcPr>
-          <w:p>
-            <w:r>
-              <w:t>0.0981818181818181</w:t>
-            </w:r>
-          </w:p>
-        </w:tc>
-        <w:tc>
-          <w:tcPr>
-            <w:tcW w:type="dxa" w:w="1337"/>
-            <w:vAlign w:val="center"/>
-          </w:tcPr>
-          <w:p>
-            <w:r>
-              <w:t>78.29145728643216</w:t>
-            </w:r>
-          </w:p>
-        </w:tc>
-        <w:tc>
-          <w:tcPr>
-            <w:tcW w:type="dxa" w:w="1337"/>
-            <w:vAlign w:val="center"/>
-          </w:tcPr>
-          <w:p>
-            <w:r>
-              <w:t>0.063477663400529</w:t>
-            </w:r>
-          </w:p>
-        </w:tc>
-        <w:tc>
-          <w:tcPr>
-            <w:tcW w:type="dxa" w:w="1337"/>
-            <w:vAlign w:val="center"/>
-          </w:tcPr>
-          <w:p>
-            <w:r>
-              <w:t>86.2091266286129</w:t>
             </w:r>
           </w:p>
         </w:tc>

--- a/submission_files/results_in_engineering_upload_package/06_Tables_Editable.docx
+++ b/submission_files/results_in_engineering_upload_package/06_Tables_Editable.docx
@@ -2634,6 +2634,365 @@
         <w:pStyle w:val="Heading2"/>
       </w:pPr>
       <w:r>
+        <w:t>Computational complexity and latency</w:t>
+      </w:r>
+    </w:p>
+    <w:tbl>
+      <w:tblPr>
+        <w:tblStyle w:val="TableGrid"/>
+        <w:tblW w:type="auto" w:w="0"/>
+        <w:jc w:val="center"/>
+        <w:tblLook w:firstColumn="1" w:firstRow="1" w:lastColumn="0" w:lastRow="0" w:noHBand="0" w:noVBand="1" w:val="04A0"/>
+      </w:tblPr>
+      <w:tblGrid>
+        <w:gridCol w:w="2340"/>
+        <w:gridCol w:w="2340"/>
+        <w:gridCol w:w="2340"/>
+        <w:gridCol w:w="2340"/>
+      </w:tblGrid>
+      <w:tr>
+        <w:tc>
+          <w:tcPr>
+            <w:tcW w:type="dxa" w:w="2340"/>
+            <w:vAlign w:val="center"/>
+          </w:tcPr>
+          <w:p>
+            <w:r>
+              <w:rPr>
+                <w:b/>
+              </w:rPr>
+              <w:t>model</w:t>
+            </w:r>
+          </w:p>
+        </w:tc>
+        <w:tc>
+          <w:tcPr>
+            <w:tcW w:type="dxa" w:w="2340"/>
+            <w:vAlign w:val="center"/>
+          </w:tcPr>
+          <w:p>
+            <w:r>
+              <w:rPr>
+                <w:b/>
+              </w:rPr>
+              <w:t>parameters</w:t>
+            </w:r>
+          </w:p>
+        </w:tc>
+        <w:tc>
+          <w:tcPr>
+            <w:tcW w:type="dxa" w:w="2340"/>
+            <w:vAlign w:val="center"/>
+          </w:tcPr>
+          <w:p>
+            <w:r>
+              <w:rPr>
+                <w:b/>
+              </w:rPr>
+              <w:t>training_time_s</w:t>
+            </w:r>
+          </w:p>
+        </w:tc>
+        <w:tc>
+          <w:tcPr>
+            <w:tcW w:type="dxa" w:w="2340"/>
+            <w:vAlign w:val="center"/>
+          </w:tcPr>
+          <w:p>
+            <w:r>
+              <w:rPr>
+                <w:b/>
+              </w:rPr>
+              <w:t>inference_latency_ms</w:t>
+            </w:r>
+          </w:p>
+        </w:tc>
+      </w:tr>
+      <w:tr>
+        <w:tc>
+          <w:tcPr>
+            <w:tcW w:type="dxa" w:w="2340"/>
+            <w:vAlign w:val="center"/>
+          </w:tcPr>
+          <w:p>
+            <w:r>
+              <w:t>Logistic Regression</w:t>
+            </w:r>
+          </w:p>
+        </w:tc>
+        <w:tc>
+          <w:tcPr>
+            <w:tcW w:type="dxa" w:w="2340"/>
+            <w:vAlign w:val="center"/>
+          </w:tcPr>
+          <w:p>
+            <w:r>
+              <w:t>128</w:t>
+            </w:r>
+          </w:p>
+        </w:tc>
+        <w:tc>
+          <w:tcPr>
+            <w:tcW w:type="dxa" w:w="2340"/>
+            <w:vAlign w:val="center"/>
+          </w:tcPr>
+          <w:p>
+            <w:r>
+              <w:t>0.205</w:t>
+            </w:r>
+          </w:p>
+        </w:tc>
+        <w:tc>
+          <w:tcPr>
+            <w:tcW w:type="dxa" w:w="2340"/>
+            <w:vAlign w:val="center"/>
+          </w:tcPr>
+          <w:p>
+            <w:r>
+              <w:t>0.0561</w:t>
+            </w:r>
+          </w:p>
+        </w:tc>
+      </w:tr>
+      <w:tr>
+        <w:tc>
+          <w:tcPr>
+            <w:tcW w:type="dxa" w:w="2340"/>
+            <w:vAlign w:val="center"/>
+          </w:tcPr>
+          <w:p>
+            <w:r>
+              <w:t>Random Forest</w:t>
+            </w:r>
+          </w:p>
+        </w:tc>
+        <w:tc>
+          <w:tcPr>
+            <w:tcW w:type="dxa" w:w="2340"/>
+            <w:vAlign w:val="center"/>
+          </w:tcPr>
+          <w:p>
+            <w:r>
+              <w:t>920624</w:t>
+            </w:r>
+          </w:p>
+        </w:tc>
+        <w:tc>
+          <w:tcPr>
+            <w:tcW w:type="dxa" w:w="2340"/>
+            <w:vAlign w:val="center"/>
+          </w:tcPr>
+          <w:p>
+            <w:r>
+              <w:t>5.118</w:t>
+            </w:r>
+          </w:p>
+        </w:tc>
+        <w:tc>
+          <w:tcPr>
+            <w:tcW w:type="dxa" w:w="2340"/>
+            <w:vAlign w:val="center"/>
+          </w:tcPr>
+          <w:p>
+            <w:r>
+              <w:t>5.9047</w:t>
+            </w:r>
+          </w:p>
+        </w:tc>
+      </w:tr>
+      <w:tr>
+        <w:tc>
+          <w:tcPr>
+            <w:tcW w:type="dxa" w:w="2340"/>
+            <w:vAlign w:val="center"/>
+          </w:tcPr>
+          <w:p>
+            <w:r>
+              <w:t>RBF-SVM</w:t>
+            </w:r>
+          </w:p>
+        </w:tc>
+        <w:tc>
+          <w:tcPr>
+            <w:tcW w:type="dxa" w:w="2340"/>
+            <w:vAlign w:val="center"/>
+          </w:tcPr>
+          <w:p>
+            <w:r>
+              <w:t>185746</w:t>
+            </w:r>
+          </w:p>
+        </w:tc>
+        <w:tc>
+          <w:tcPr>
+            <w:tcW w:type="dxa" w:w="2340"/>
+            <w:vAlign w:val="center"/>
+          </w:tcPr>
+          <w:p>
+            <w:r>
+              <w:t>1.191</w:t>
+            </w:r>
+          </w:p>
+        </w:tc>
+        <w:tc>
+          <w:tcPr>
+            <w:tcW w:type="dxa" w:w="2340"/>
+            <w:vAlign w:val="center"/>
+          </w:tcPr>
+          <w:p>
+            <w:r>
+              <w:t>0.3779</w:t>
+            </w:r>
+          </w:p>
+        </w:tc>
+      </w:tr>
+      <w:tr>
+        <w:tc>
+          <w:tcPr>
+            <w:tcW w:type="dxa" w:w="2340"/>
+            <w:vAlign w:val="center"/>
+          </w:tcPr>
+          <w:p>
+            <w:r>
+              <w:t>Raw-IQ CNN</w:t>
+            </w:r>
+          </w:p>
+        </w:tc>
+        <w:tc>
+          <w:tcPr>
+            <w:tcW w:type="dxa" w:w="2340"/>
+            <w:vAlign w:val="center"/>
+          </w:tcPr>
+          <w:p>
+            <w:r>
+              <w:t>36968</w:t>
+            </w:r>
+          </w:p>
+        </w:tc>
+        <w:tc>
+          <w:tcPr>
+            <w:tcW w:type="dxa" w:w="2340"/>
+            <w:vAlign w:val="center"/>
+          </w:tcPr>
+          <w:p>
+            <w:r>
+              <w:t>53.815</w:t>
+            </w:r>
+          </w:p>
+        </w:tc>
+        <w:tc>
+          <w:tcPr>
+            <w:tcW w:type="dxa" w:w="2340"/>
+            <w:vAlign w:val="center"/>
+          </w:tcPr>
+          <w:p>
+            <w:r>
+              <w:t>0.1551</w:t>
+            </w:r>
+          </w:p>
+        </w:tc>
+      </w:tr>
+      <w:tr>
+        <w:tc>
+          <w:tcPr>
+            <w:tcW w:type="dxa" w:w="2340"/>
+            <w:vAlign w:val="center"/>
+          </w:tcPr>
+          <w:p>
+            <w:r>
+              <w:t>Simulated QFM-Kernel SVM</w:t>
+            </w:r>
+          </w:p>
+        </w:tc>
+        <w:tc>
+          <w:tcPr>
+            <w:tcW w:type="dxa" w:w="2340"/>
+            <w:vAlign w:val="center"/>
+          </w:tcPr>
+          <w:p>
+            <w:r>
+              <w:t>70952</w:t>
+            </w:r>
+          </w:p>
+        </w:tc>
+        <w:tc>
+          <w:tcPr>
+            <w:tcW w:type="dxa" w:w="2340"/>
+            <w:vAlign w:val="center"/>
+          </w:tcPr>
+          <w:p>
+            <w:r>
+              <w:t>1.983</w:t>
+            </w:r>
+          </w:p>
+        </w:tc>
+        <w:tc>
+          <w:tcPr>
+            <w:tcW w:type="dxa" w:w="2340"/>
+            <w:vAlign w:val="center"/>
+          </w:tcPr>
+          <w:p>
+            <w:r>
+              <w:t>0.6237</w:t>
+            </w:r>
+          </w:p>
+        </w:tc>
+      </w:tr>
+      <w:tr>
+        <w:tc>
+          <w:tcPr>
+            <w:tcW w:type="dxa" w:w="2340"/>
+            <w:vAlign w:val="center"/>
+          </w:tcPr>
+          <w:p>
+            <w:r>
+              <w:t>Classical PCA-RBF SVM</w:t>
+            </w:r>
+          </w:p>
+        </w:tc>
+        <w:tc>
+          <w:tcPr>
+            <w:tcW w:type="dxa" w:w="2340"/>
+            <w:vAlign w:val="center"/>
+          </w:tcPr>
+          <w:p>
+            <w:r>
+              <w:t>121500</w:t>
+            </w:r>
+          </w:p>
+        </w:tc>
+        <w:tc>
+          <w:tcPr>
+            <w:tcW w:type="dxa" w:w="2340"/>
+            <w:vAlign w:val="center"/>
+          </w:tcPr>
+          <w:p>
+            <w:r>
+              <w:t>1.164</w:t>
+            </w:r>
+          </w:p>
+        </w:tc>
+        <w:tc>
+          <w:tcPr>
+            <w:tcW w:type="dxa" w:w="2340"/>
+            <w:vAlign w:val="center"/>
+          </w:tcPr>
+          <w:p>
+            <w:r>
+              <w:t>0.4586</w:t>
+            </w:r>
+          </w:p>
+        </w:tc>
+      </w:tr>
+    </w:tbl>
+    <w:p>
+      <w:r/>
+    </w:p>
+    <w:p>
+      <w:pPr>
+        <w:pStyle w:val="Heading2"/>
+      </w:pPr>
+      <w:r>
         <w:t>Synthetic clean performance</w:t>
       </w:r>
     </w:p>
@@ -2716,7 +3075,7 @@
           </w:tcPr>
           <w:p>
             <w:r>
-              <w:t>random_forest</w:t>
+              <w:t>iq_cnn</w:t>
             </w:r>
           </w:p>
         </w:tc>
@@ -2727,7 +3086,7 @@
           </w:tcPr>
           <w:p>
             <w:r>
-              <w:t>Random Forest</w:t>
+              <w:t>Raw-IQ CNN</w:t>
             </w:r>
           </w:p>
         </w:tc>
@@ -2738,7 +3097,7 @@
           </w:tcPr>
           <w:p>
             <w:r>
-              <w:t>0.567</w:t>
+              <w:t>0.6535</w:t>
             </w:r>
           </w:p>
         </w:tc>
@@ -2749,7 +3108,7 @@
           </w:tcPr>
           <w:p>
             <w:r>
-              <w:t>0.5650026224342656</w:t>
+              <w:t>0.6232038204875396</w:t>
             </w:r>
           </w:p>
         </w:tc>
@@ -2762,7 +3121,7 @@
           </w:tcPr>
           <w:p>
             <w:r>
-              <w:t>iq_cnn</w:t>
+              <w:t>random_forest</w:t>
             </w:r>
           </w:p>
         </w:tc>
@@ -2773,7 +3132,7 @@
           </w:tcPr>
           <w:p>
             <w:r>
-              <w:t>Raw-IQ CNN</w:t>
+              <w:t>Random Forest</w:t>
             </w:r>
           </w:p>
         </w:tc>
@@ -2784,7 +3143,7 @@
           </w:tcPr>
           <w:p>
             <w:r>
-              <w:t>0.545</w:t>
+              <w:t>0.59225</w:t>
             </w:r>
           </w:p>
         </w:tc>
@@ -2795,7 +3154,7 @@
           </w:tcPr>
           <w:p>
             <w:r>
-              <w:t>0.4633222487397604</w:t>
+              <w:t>0.5897310956059217</w:t>
             </w:r>
           </w:p>
         </w:tc>
@@ -2830,7 +3189,7 @@
           </w:tcPr>
           <w:p>
             <w:r>
-              <w:t>0.544</w:t>
+              <w:t>0.56975</w:t>
             </w:r>
           </w:p>
         </w:tc>
@@ -2841,7 +3200,7 @@
           </w:tcPr>
           <w:p>
             <w:r>
-              <w:t>0.5458910311645749</w:t>
+              <w:t>0.5658676149948219</w:t>
             </w:r>
           </w:p>
         </w:tc>
@@ -2876,7 +3235,7 @@
           </w:tcPr>
           <w:p>
             <w:r>
-              <w:t>0.543</w:t>
+              <w:t>0.55425</w:t>
             </w:r>
           </w:p>
         </w:tc>
@@ -2887,7 +3246,7 @@
           </w:tcPr>
           <w:p>
             <w:r>
-              <w:t>0.5414433241661001</w:t>
+              <w:t>0.5432834239571942</w:t>
             </w:r>
           </w:p>
         </w:tc>
@@ -2922,7 +3281,7 @@
           </w:tcPr>
           <w:p>
             <w:r>
-              <w:t>0.4229166666666666</w:t>
+              <w:t>0.4104166666666666</w:t>
             </w:r>
           </w:p>
         </w:tc>
@@ -2933,7 +3292,53 @@
           </w:tcPr>
           <w:p>
             <w:r>
-              <w:t>0.422354754311052</w:t>
+              <w:t>0.4079710971115751</w:t>
+            </w:r>
+          </w:p>
+        </w:tc>
+      </w:tr>
+      <w:tr>
+        <w:tc>
+          <w:tcPr>
+            <w:tcW w:type="dxa" w:w="2340"/>
+            <w:vAlign w:val="center"/>
+          </w:tcPr>
+          <w:p>
+            <w:r>
+              <w:t>classical_pca_rbf_svm</w:t>
+            </w:r>
+          </w:p>
+        </w:tc>
+        <w:tc>
+          <w:tcPr>
+            <w:tcW w:type="dxa" w:w="2340"/>
+            <w:vAlign w:val="center"/>
+          </w:tcPr>
+          <w:p>
+            <w:r>
+              <w:t>Classical PCA-RBF SVM</w:t>
+            </w:r>
+          </w:p>
+        </w:tc>
+        <w:tc>
+          <w:tcPr>
+            <w:tcW w:type="dxa" w:w="2340"/>
+            <w:vAlign w:val="center"/>
+          </w:tcPr>
+          <w:p>
+            <w:r>
+              <w:t>0.4083333333333333</w:t>
+            </w:r>
+          </w:p>
+        </w:tc>
+        <w:tc>
+          <w:tcPr>
+            <w:tcW w:type="dxa" w:w="2340"/>
+            <w:vAlign w:val="center"/>
+          </w:tcPr>
+          <w:p>
+            <w:r>
+              <w:t>0.4053985348907188</w:t>
             </w:r>
           </w:p>
         </w:tc>
@@ -3092,7 +3497,7 @@
           </w:tcPr>
           <w:p>
             <w:r>
-              <w:t>197</w:t>
+              <w:t>803</w:t>
             </w:r>
           </w:p>
         </w:tc>
@@ -3103,7 +3508,7 @@
           </w:tcPr>
           <w:p>
             <w:r>
-              <w:t>0.3350253807106599</w:t>
+              <w:t>0.3001245330012453</w:t>
             </w:r>
           </w:p>
         </w:tc>
@@ -3114,7 +3519,7 @@
           </w:tcPr>
           <w:p>
             <w:r>
-              <w:t>0.3308116886009288</w:t>
+              <w:t>0.2905652180408674</w:t>
             </w:r>
           </w:p>
         </w:tc>
@@ -3160,7 +3565,7 @@
           </w:tcPr>
           <w:p>
             <w:r>
-              <w:t>200</w:t>
+              <w:t>761</w:t>
             </w:r>
           </w:p>
         </w:tc>
@@ -3171,7 +3576,7 @@
           </w:tcPr>
           <w:p>
             <w:r>
-              <w:t>0.45</w:t>
+              <w:t>0.4822601839684625</w:t>
             </w:r>
           </w:p>
         </w:tc>
@@ -3182,7 +3587,7 @@
           </w:tcPr>
           <w:p>
             <w:r>
-              <w:t>0.4381459892347964</w:t>
+              <w:t>0.4671110390964001</w:t>
             </w:r>
           </w:p>
         </w:tc>
@@ -3228,7 +3633,7 @@
           </w:tcPr>
           <w:p>
             <w:r>
-              <w:t>208</w:t>
+              <w:t>811</w:t>
             </w:r>
           </w:p>
         </w:tc>
@@ -3239,7 +3644,7 @@
           </w:tcPr>
           <w:p>
             <w:r>
-              <w:t>0.5865384615384616</w:t>
+              <w:t>0.6041923551171393</w:t>
             </w:r>
           </w:p>
         </w:tc>
@@ -3250,7 +3655,7 @@
           </w:tcPr>
           <w:p>
             <w:r>
-              <w:t>0.5572381031729028</w:t>
+              <w:t>0.5800299091762943</w:t>
             </w:r>
           </w:p>
         </w:tc>
@@ -3296,7 +3701,7 @@
           </w:tcPr>
           <w:p>
             <w:r>
-              <w:t>203</w:t>
+              <w:t>821</w:t>
             </w:r>
           </w:p>
         </w:tc>
@@ -3307,7 +3712,7 @@
           </w:tcPr>
           <w:p>
             <w:r>
-              <w:t>0.6600985221674877</w:t>
+              <w:t>0.6650426309378806</w:t>
             </w:r>
           </w:p>
         </w:tc>
@@ -3318,7 +3723,7 @@
           </w:tcPr>
           <w:p>
             <w:r>
-              <w:t>0.6810019409744753</w:t>
+              <w:t>0.650035009097715</w:t>
             </w:r>
           </w:p>
         </w:tc>
@@ -3364,7 +3769,7 @@
           </w:tcPr>
           <w:p>
             <w:r>
-              <w:t>192</w:t>
+              <w:t>804</w:t>
             </w:r>
           </w:p>
         </w:tc>
@@ -3375,7 +3780,7 @@
           </w:tcPr>
           <w:p>
             <w:r>
-              <w:t>0.6822916666666666</w:t>
+              <w:t>0.7126865671641791</w:t>
             </w:r>
           </w:p>
         </w:tc>
@@ -3386,7 +3791,7 @@
           </w:tcPr>
           <w:p>
             <w:r>
-              <w:t>0.6520424818230038</w:t>
+              <w:t>0.7097939582505135</w:t>
             </w:r>
           </w:p>
         </w:tc>
@@ -3432,7 +3837,7 @@
           </w:tcPr>
           <w:p>
             <w:r>
-              <w:t>197</w:t>
+              <w:t>803</w:t>
             </w:r>
           </w:p>
         </w:tc>
@@ -3443,7 +3848,7 @@
           </w:tcPr>
           <w:p>
             <w:r>
-              <w:t>0.299492385786802</w:t>
+              <w:t>0.3474470734744707</w:t>
             </w:r>
           </w:p>
         </w:tc>
@@ -3454,7 +3859,7 @@
           </w:tcPr>
           <w:p>
             <w:r>
-              <w:t>0.2888384497823161</w:t>
+              <w:t>0.3396824070165069</w:t>
             </w:r>
           </w:p>
         </w:tc>
@@ -3500,7 +3905,7 @@
           </w:tcPr>
           <w:p>
             <w:r>
-              <w:t>200</w:t>
+              <w:t>761</w:t>
             </w:r>
           </w:p>
         </w:tc>
@@ -3511,7 +3916,7 @@
           </w:tcPr>
           <w:p>
             <w:r>
-              <w:t>0.415</w:t>
+              <w:t>0.4901445466491458</w:t>
             </w:r>
           </w:p>
         </w:tc>
@@ -3522,7 +3927,7 @@
           </w:tcPr>
           <w:p>
             <w:r>
-              <w:t>0.4233227692038856</w:t>
+              <w:t>0.4822389020972941</w:t>
             </w:r>
           </w:p>
         </w:tc>
@@ -3568,7 +3973,7 @@
           </w:tcPr>
           <w:p>
             <w:r>
-              <w:t>208</w:t>
+              <w:t>811</w:t>
             </w:r>
           </w:p>
         </w:tc>
@@ -3579,7 +3984,7 @@
           </w:tcPr>
           <w:p>
             <w:r>
-              <w:t>0.6298076923076923</w:t>
+              <w:t>0.6683107274969173</w:t>
             </w:r>
           </w:p>
         </w:tc>
@@ -3590,7 +3995,7 @@
           </w:tcPr>
           <w:p>
             <w:r>
-              <w:t>0.6056382463688369</w:t>
+              <w:t>0.6596754748301394</w:t>
             </w:r>
           </w:p>
         </w:tc>
@@ -3636,7 +4041,7 @@
           </w:tcPr>
           <w:p>
             <w:r>
-              <w:t>203</w:t>
+              <w:t>821</w:t>
             </w:r>
           </w:p>
         </w:tc>
@@ -3647,7 +4052,7 @@
           </w:tcPr>
           <w:p>
             <w:r>
-              <w:t>0.7093596059113301</w:t>
+              <w:t>0.6699147381242387</w:t>
             </w:r>
           </w:p>
         </w:tc>
@@ -3658,7 +4063,7 @@
           </w:tcPr>
           <w:p>
             <w:r>
-              <w:t>0.7278464040964041</w:t>
+              <w:t>0.6640649736806712</w:t>
             </w:r>
           </w:p>
         </w:tc>
@@ -3704,7 +4109,7 @@
           </w:tcPr>
           <w:p>
             <w:r>
-              <w:t>192</w:t>
+              <w:t>804</w:t>
             </w:r>
           </w:p>
         </w:tc>
@@ -3715,7 +4120,7 @@
           </w:tcPr>
           <w:p>
             <w:r>
-              <w:t>0.78125</w:t>
+              <w:t>0.777363184079602</w:t>
             </w:r>
           </w:p>
         </w:tc>
@@ -3726,7 +4131,7 @@
           </w:tcPr>
           <w:p>
             <w:r>
-              <w:t>0.7601870455838817</w:t>
+              <w:t>0.7905693752762553</w:t>
             </w:r>
           </w:p>
         </w:tc>
@@ -3772,7 +4177,7 @@
           </w:tcPr>
           <w:p>
             <w:r>
-              <w:t>197</w:t>
+              <w:t>803</w:t>
             </w:r>
           </w:p>
         </w:tc>
@@ -3783,7 +4188,7 @@
           </w:tcPr>
           <w:p>
             <w:r>
-              <w:t>0.2893401015228426</w:t>
+              <w:t>0.2926525529265255</w:t>
             </w:r>
           </w:p>
         </w:tc>
@@ -3794,7 +4199,7 @@
           </w:tcPr>
           <w:p>
             <w:r>
-              <w:t>0.2906543285303959</w:t>
+              <w:t>0.2865872854119267</w:t>
             </w:r>
           </w:p>
         </w:tc>
@@ -3840,7 +4245,7 @@
           </w:tcPr>
           <w:p>
             <w:r>
-              <w:t>200</w:t>
+              <w:t>761</w:t>
             </w:r>
           </w:p>
         </w:tc>
@@ -3851,7 +4256,7 @@
           </w:tcPr>
           <w:p>
             <w:r>
-              <w:t>0.43</w:t>
+              <w:t>0.4756898817345598</w:t>
             </w:r>
           </w:p>
         </w:tc>
@@ -3862,7 +4267,7 @@
           </w:tcPr>
           <w:p>
             <w:r>
-              <w:t>0.4275348533366054</w:t>
+              <w:t>0.4647676538217892</w:t>
             </w:r>
           </w:p>
         </w:tc>
@@ -4036,7 +4441,7 @@
           </w:tcPr>
           <w:p>
             <w:r>
-              <w:t>0.278</w:t>
+              <w:t>0.28</w:t>
             </w:r>
           </w:p>
         </w:tc>
@@ -4047,7 +4452,7 @@
           </w:tcPr>
           <w:p>
             <w:r>
-              <w:t>48.80294659300184</w:t>
+              <w:t>49.48128101037438</w:t>
             </w:r>
           </w:p>
         </w:tc>
@@ -4058,7 +4463,7 @@
           </w:tcPr>
           <w:p>
             <w:r>
-              <w:t>0.2871169298792644</w:t>
+              <w:t>0.2870314218967745</w:t>
             </w:r>
           </w:p>
         </w:tc>
@@ -4069,7 +4474,7 @@
           </w:tcPr>
           <w:p>
             <w:r>
-              <w:t>46.971932783276</w:t>
+              <w:t>47.1672778443927</w:t>
             </w:r>
           </w:p>
         </w:tc>
@@ -4115,7 +4520,7 @@
           </w:tcPr>
           <w:p>
             <w:r>
-              <w:t>0.263</w:t>
+              <w:t>0.2435</w:t>
             </w:r>
           </w:p>
         </w:tc>
@@ -4126,7 +4531,7 @@
           </w:tcPr>
           <w:p>
             <w:r>
-              <w:t>51.56537753222836</w:t>
+              <w:t>56.06675687866487</w:t>
             </w:r>
           </w:p>
         </w:tc>
@@ -4137,7 +4542,7 @@
           </w:tcPr>
           <w:p>
             <w:r>
-              <w:t>0.1950429757053615</w:t>
+              <w:t>0.1693523421192544</w:t>
             </w:r>
           </w:p>
         </w:tc>
@@ -4148,7 +4553,7 @@
           </w:tcPr>
           <w:p>
             <w:r>
-              <w:t>63.97721294176901</w:t>
+              <w:t>68.82799388839851</w:t>
             </w:r>
           </w:p>
         </w:tc>
@@ -4194,7 +4599,7 @@
           </w:tcPr>
           <w:p>
             <w:r>
-              <w:t>0.361</w:t>
+              <w:t>0.35925</w:t>
             </w:r>
           </w:p>
         </w:tc>
@@ -4205,7 +4610,7 @@
           </w:tcPr>
           <w:p>
             <w:r>
-              <w:t>33.517495395948444</w:t>
+              <w:t>35.182679296346414</w:t>
             </w:r>
           </w:p>
         </w:tc>
@@ -4216,7 +4621,7 @@
           </w:tcPr>
           <w:p>
             <w:r>
-              <w:t>0.352984016662255</w:t>
+              <w:t>0.3705565949640995</w:t>
             </w:r>
           </w:p>
         </w:tc>
@@ -4227,7 +4632,7 @@
           </w:tcPr>
           <w:p>
             <w:r>
-              <w:t>34.80683925581672</w:t>
+              <w:t>31.793134370818574</w:t>
             </w:r>
           </w:p>
         </w:tc>
@@ -4273,7 +4678,7 @@
           </w:tcPr>
           <w:p>
             <w:r>
-              <w:t>0.471</w:t>
+              <w:t>0.476</w:t>
             </w:r>
           </w:p>
         </w:tc>
@@ -4284,7 +4689,7 @@
           </w:tcPr>
           <w:p>
             <w:r>
-              <w:t>13.259668508287303</w:t>
+              <w:t>14.118177717636453</w:t>
             </w:r>
           </w:p>
         </w:tc>
@@ -4295,7 +4700,7 @@
           </w:tcPr>
           <w:p>
             <w:r>
-              <w:t>0.4787256419027839</w:t>
+              <w:t>0.4643953296076513</w:t>
             </w:r>
           </w:p>
         </w:tc>
@@ -4306,7 +4711,7 @@
           </w:tcPr>
           <w:p>
             <w:r>
-              <w:t>11.583425164565538</w:t>
+              <w:t>14.520614999613631</w:t>
             </w:r>
           </w:p>
         </w:tc>
@@ -4352,7 +4757,7 @@
           </w:tcPr>
           <w:p>
             <w:r>
-              <w:t>0.387</w:t>
+              <w:t>0.4045</w:t>
             </w:r>
           </w:p>
         </w:tc>
@@ -4363,7 +4768,7 @@
           </w:tcPr>
           <w:p>
             <w:r>
-              <w:t>28.729281767955804</w:t>
+              <w:t>27.01849345963013</w:t>
             </w:r>
           </w:p>
         </w:tc>
@@ -4374,7 +4779,7 @@
           </w:tcPr>
           <w:p>
             <w:r>
-              <w:t>0.3813395786550696</w:t>
+              <w:t>0.3726429451711132</w:t>
             </w:r>
           </w:p>
         </w:tc>
@@ -4385,7 +4790,7 @@
           </w:tcPr>
           <w:p>
             <w:r>
-              <w:t>29.569806915176773</w:t>
+              <w:t>31.409108259398295</w:t>
             </w:r>
           </w:p>
         </w:tc>
@@ -4431,7 +4836,7 @@
           </w:tcPr>
           <w:p>
             <w:r>
-              <w:t>0.253</w:t>
+              <w:t>0.26225</w:t>
             </w:r>
           </w:p>
         </w:tc>
@@ -4442,7 +4847,7 @@
           </w:tcPr>
           <w:p>
             <w:r>
-              <w:t>53.40699815837938</w:t>
+              <w:t>52.68380694632386</w:t>
             </w:r>
           </w:p>
         </w:tc>
@@ -4453,7 +4858,7 @@
           </w:tcPr>
           <w:p>
             <w:r>
-              <w:t>0.2121173847970271</w:t>
+              <w:t>0.2183067378959207</w:t>
             </w:r>
           </w:p>
         </w:tc>
@@ -4464,7 +4869,7 @@
           </w:tcPr>
           <w:p>
             <w:r>
-              <w:t>60.823714075020106</w:t>
+              <w:t>59.81715468036784</w:t>
             </w:r>
           </w:p>
         </w:tc>
@@ -4510,7 +4915,7 @@
           </w:tcPr>
           <w:p>
             <w:r>
-              <w:t>0.298</w:t>
+              <w:t>0.28025</w:t>
             </w:r>
           </w:p>
         </w:tc>
@@ -4521,7 +4926,7 @@
           </w:tcPr>
           <w:p>
             <w:r>
-              <w:t>47.44268077601411</w:t>
+              <w:t>52.68045588856057</w:t>
             </w:r>
           </w:p>
         </w:tc>
@@ -4532,7 +4937,7 @@
           </w:tcPr>
           <w:p>
             <w:r>
-              <w:t>0.2911016006734671</w:t>
+              <w:t>0.2744975327938809</w:t>
             </w:r>
           </w:p>
         </w:tc>
@@ -4543,7 +4948,7 @@
           </w:tcPr>
           <w:p>
             <w:r>
-              <w:t>48.47783194009247</w:t>
+              <w:t>53.45378006363269</w:t>
             </w:r>
           </w:p>
         </w:tc>
@@ -4589,7 +4994,7 @@
           </w:tcPr>
           <w:p>
             <w:r>
-              <w:t>0.214</w:t>
+              <w:t>0.215</w:t>
             </w:r>
           </w:p>
         </w:tc>
@@ -4600,7 +5005,7 @@
           </w:tcPr>
           <w:p>
             <w:r>
-              <w:t>62.25749559082893</w:t>
+              <w:t>63.6977627691009</w:t>
             </w:r>
           </w:p>
         </w:tc>
@@ -4611,7 +5016,7 @@
           </w:tcPr>
           <w:p>
             <w:r>
-              <w:t>0.1211721251741021</w:t>
+              <w:t>0.098887254993302</w:t>
             </w:r>
           </w:p>
         </w:tc>
@@ -4622,7 +5027,7 @@
           </w:tcPr>
           <w:p>
             <w:r>
-              <w:t>78.55370570634835</w:t>
+              <w:t>83.23180586370472</w:t>
             </w:r>
           </w:p>
         </w:tc>
@@ -4668,7 +5073,7 @@
           </w:tcPr>
           <w:p>
             <w:r>
-              <w:t>0.36</w:t>
+              <w:t>0.3885</w:t>
             </w:r>
           </w:p>
         </w:tc>
@@ -4679,7 +5084,7 @@
           </w:tcPr>
           <w:p>
             <w:r>
-              <w:t>36.507936507936506</w:t>
+              <w:t>34.402701561840445</w:t>
             </w:r>
           </w:p>
         </w:tc>
@@ -4690,7 +5095,7 @@
           </w:tcPr>
           <w:p>
             <w:r>
-              <w:t>0.3592730857655858</w:t>
+              <w:t>0.3868341347904699</w:t>
             </w:r>
           </w:p>
         </w:tc>
@@ -4701,7 +5106,7 @@
           </w:tcPr>
           <w:p>
             <w:r>
-              <w:t>36.41213836890024</w:t>
+              <w:t>34.404996163036714</w:t>
             </w:r>
           </w:p>
         </w:tc>
@@ -4747,7 +5152,7 @@
           </w:tcPr>
           <w:p>
             <w:r>
-              <w:t>0.445</w:t>
+              <w:t>0.44</w:t>
             </w:r>
           </w:p>
         </w:tc>
@@ -4758,7 +5163,7 @@
           </w:tcPr>
           <w:p>
             <w:r>
-              <w:t>21.516754850088173</w:t>
+              <w:t>25.7070493879274</w:t>
             </w:r>
           </w:p>
         </w:tc>
@@ -4769,7 +5174,7 @@
           </w:tcPr>
           <w:p>
             <w:r>
-              <w:t>0.4354903043197247</w:t>
+              <w:t>0.4268675910434997</w:t>
             </w:r>
           </w:p>
         </w:tc>
@@ -4780,7 +5185,7 @@
           </w:tcPr>
           <w:p>
             <w:r>
-              <w:t>22.922427785653113</w:t>
+              <w:t>27.616570632940284</w:t>
             </w:r>
           </w:p>
         </w:tc>
@@ -4826,7 +5231,7 @@
           </w:tcPr>
           <w:p>
             <w:r>
-              <w:t>0.374</w:t>
+              <w:t>0.36725</w:t>
             </w:r>
           </w:p>
         </w:tc>
@@ -4837,7 +5242,7 @@
           </w:tcPr>
           <w:p>
             <w:r>
-              <w:t>34.03880070546737</w:t>
+              <w:t>37.99071338117349</w:t>
             </w:r>
           </w:p>
         </w:tc>
@@ -4848,7 +5253,7 @@
           </w:tcPr>
           <w:p>
             <w:r>
-              <w:t>0.3362547981187014</w:t>
+              <w:t>0.3334482030601159</w:t>
             </w:r>
           </w:p>
         </w:tc>
@@ -4859,7 +5264,7 @@
           </w:tcPr>
           <w:p>
             <w:r>
-              <w:t>40.486152671296225</w:t>
+              <w:t>43.45758506807019</w:t>
             </w:r>
           </w:p>
         </w:tc>
@@ -4905,7 +5310,7 @@
           </w:tcPr>
           <w:p>
             <w:r>
-              <w:t>0.271</w:t>
+              <w:t>0.267</w:t>
             </w:r>
           </w:p>
         </w:tc>
@@ -4916,7 +5321,7 @@
           </w:tcPr>
           <w:p>
             <w:r>
-              <w:t>52.20458553791887</w:t>
+              <w:t>54.91768678767413</w:t>
             </w:r>
           </w:p>
         </w:tc>
@@ -4927,7 +5332,7 @@
           </w:tcPr>
           <w:p>
             <w:r>
-              <w:t>0.2182482708889311</w:t>
+              <w:t>0.2116823266058832</w:t>
             </w:r>
           </w:p>
         </w:tc>
@@ -4938,7 +5343,7 @@
           </w:tcPr>
           <w:p>
             <w:r>
-              <w:t>61.37216674346978</w:t>
+              <w:t>64.10527981598302</w:t>
             </w:r>
           </w:p>
         </w:tc>
@@ -5094,7 +5499,7 @@
           </w:tcPr>
           <w:p>
             <w:r>
-              <w:t>iq_cnn</w:t>
+              <w:t>classical_pca_rbf_svm</w:t>
             </w:r>
           </w:p>
         </w:tc>
@@ -5105,7 +5510,7 @@
           </w:tcPr>
           <w:p>
             <w:r>
-              <w:t>Raw-IQ CNN</w:t>
+              <w:t>Classical PCA-RBF SVM</w:t>
             </w:r>
           </w:p>
         </w:tc>
@@ -5116,7 +5521,7 @@
           </w:tcPr>
           <w:p>
             <w:r>
-              <w:t>0.375</w:t>
+              <w:t>0.253125</w:t>
             </w:r>
           </w:p>
         </w:tc>
@@ -5127,7 +5532,7 @@
           </w:tcPr>
           <w:p>
             <w:r>
-              <w:t>31.192660550458722</w:t>
+              <w:t>38.01020408163265</w:t>
             </w:r>
           </w:p>
         </w:tc>
@@ -5138,7 +5543,7 @@
           </w:tcPr>
           <w:p>
             <w:r>
-              <w:t>57.79816513761469</w:t>
+              <w:t>59.693877551020414</w:t>
             </w:r>
           </w:p>
         </w:tc>
@@ -5149,7 +5554,7 @@
           </w:tcPr>
           <w:p>
             <w:r>
-              <w:t>0.32088695720048416</w:t>
+              <w:t>0.2202219969009769</w:t>
             </w:r>
           </w:p>
         </w:tc>
@@ -5160,7 +5565,7 @@
           </w:tcPr>
           <w:p>
             <w:r>
-              <w:t>30.742165291371446</w:t>
+              <w:t>45.67765348230944</w:t>
             </w:r>
           </w:p>
         </w:tc>
@@ -5171,7 +5576,7 @@
           </w:tcPr>
           <w:p>
             <w:r>
-              <w:t>frequency_offset</w:t>
+              <w:t>low_snr</w:t>
             </w:r>
           </w:p>
         </w:tc>
@@ -5206,7 +5611,7 @@
           </w:tcPr>
           <w:p>
             <w:r>
-              <w:t>0.33549999999999996</w:t>
+              <w:t>0.33758333333333335</w:t>
             </w:r>
           </w:p>
         </w:tc>
@@ -5217,7 +5622,7 @@
           </w:tcPr>
           <w:p>
             <w:r>
-              <w:t>38.213627992633526</w:t>
+              <w:t>39.09186588482935</w:t>
             </w:r>
           </w:p>
         </w:tc>
@@ -5228,7 +5633,7 @@
           </w:tcPr>
           <w:p>
             <w:r>
-              <w:t>53.40699815837938</w:t>
+              <w:t>56.06675687866487</w:t>
             </w:r>
           </w:p>
         </w:tc>
@@ -5239,7 +5644,7 @@
           </w:tcPr>
           <w:p>
             <w:r>
-              <w:t>0.31788775460029356</w:t>
+              <w:t>0.3137142286091356</w:t>
             </w:r>
           </w:p>
         </w:tc>
@@ -5250,7 +5655,7 @@
           </w:tcPr>
           <w:p>
             <w:r>
-              <w:t>41.28882185593736</w:t>
+              <w:t>42.25588067383159</w:t>
             </w:r>
           </w:p>
         </w:tc>
@@ -5261,7 +5666,7 @@
           </w:tcPr>
           <w:p>
             <w:r>
-              <w:t>impulsive_noise</w:t>
+              <w:t>narrowband_jam</w:t>
             </w:r>
           </w:p>
         </w:tc>
@@ -5296,7 +5701,7 @@
           </w:tcPr>
           <w:p>
             <w:r>
-              <w:t>0.25555555555555554</w:t>
+              <w:t>0.24548611111111107</w:t>
             </w:r>
           </w:p>
         </w:tc>
@@ -5307,7 +5712,7 @@
           </w:tcPr>
           <w:p>
             <w:r>
-              <w:t>39.57307060755337</w:t>
+              <w:t>40.18612521150592</w:t>
             </w:r>
           </w:p>
         </w:tc>
@@ -5318,7 +5723,7 @@
           </w:tcPr>
           <w:p>
             <w:r>
-              <w:t>63.05418719211823</w:t>
+              <w:t>60.91370558375634</w:t>
             </w:r>
           </w:p>
         </w:tc>
@@ -5329,7 +5734,7 @@
           </w:tcPr>
           <w:p>
             <w:r>
-              <w:t>0.22362135003652062</w:t>
+              <w:t>0.21582838160913528</w:t>
             </w:r>
           </w:p>
         </w:tc>
@@ -5340,7 +5745,7 @@
           </w:tcPr>
           <w:p>
             <w:r>
-              <w:t>47.053668094421404</w:t>
+              <w:t>47.09713920000835</w:t>
             </w:r>
           </w:p>
         </w:tc>
@@ -5351,7 +5756,7 @@
           </w:tcPr>
           <w:p>
             <w:r>
-              <w:t>low_snr</w:t>
+              <w:t>impulsive_noise</w:t>
             </w:r>
           </w:p>
         </w:tc>
@@ -5386,7 +5791,7 @@
           </w:tcPr>
           <w:p>
             <w:r>
-              <w:t>0.327</w:t>
+              <w:t>0.32279166666666664</w:t>
             </w:r>
           </w:p>
         </w:tc>
@@ -5397,7 +5802,7 @@
           </w:tcPr>
           <w:p>
             <w:r>
-              <w:t>39.88970588235295</w:t>
+              <w:t>43.345034371800494</w:t>
             </w:r>
           </w:p>
         </w:tc>
@@ -5408,7 +5813,7 @@
           </w:tcPr>
           <w:p>
             <w:r>
-              <w:t>56.25</w:t>
+              <w:t>64.37033786748574</w:t>
             </w:r>
           </w:p>
         </w:tc>
@@ -5419,7 +5824,7 @@
           </w:tcPr>
           <w:p>
             <w:r>
-              <w:t>0.30644226257680773</w:t>
+              <w:t>0.2941735341043307</w:t>
             </w:r>
           </w:p>
         </w:tc>
@@ -5430,7 +5835,7 @@
           </w:tcPr>
           <w:p>
             <w:r>
-              <w:t>43.86384001893929</w:t>
+              <w:t>48.01371799532604</w:t>
             </w:r>
           </w:p>
         </w:tc>
@@ -5476,7 +5881,7 @@
           </w:tcPr>
           <w:p>
             <w:r>
-              <w:t>0.327</w:t>
+              <w:t>0.32633333333333336</w:t>
             </w:r>
           </w:p>
         </w:tc>
@@ -5487,7 +5892,7 @@
           </w:tcPr>
           <w:p>
             <w:r>
-              <w:t>42.32804232804232</w:t>
+              <w:t>44.89939496271282</w:t>
             </w:r>
           </w:p>
         </w:tc>
@@ -5498,7 +5903,7 @@
           </w:tcPr>
           <w:p>
             <w:r>
-              <w:t>62.25749559082893</w:t>
+              <w:t>63.6977627691009</w:t>
             </w:r>
           </w:p>
         </w:tc>
@@ -5509,7 +5914,7 @@
           </w:tcPr>
           <w:p>
             <w:r>
-              <w:t>0.29359003082341867</w:t>
+              <w:t>0.2887028405478586</w:t>
             </w:r>
           </w:p>
         </w:tc>
@@ -5520,7 +5925,97 @@
           </w:tcPr>
           <w:p>
             <w:r>
-              <w:t>48.037403869293364</w:t>
+              <w:t>51.04500293456127</w:t>
+            </w:r>
+          </w:p>
+        </w:tc>
+        <w:tc>
+          <w:tcPr>
+            <w:tcW w:type="dxa" w:w="1170"/>
+            <w:vAlign w:val="center"/>
+          </w:tcPr>
+          <w:p>
+            <w:r>
+              <w:t>narrowband_jam</w:t>
+            </w:r>
+          </w:p>
+        </w:tc>
+      </w:tr>
+      <w:tr>
+        <w:tc>
+          <w:tcPr>
+            <w:tcW w:type="dxa" w:w="1170"/>
+            <w:vAlign w:val="center"/>
+          </w:tcPr>
+          <w:p>
+            <w:r>
+              <w:t>iq_cnn</w:t>
+            </w:r>
+          </w:p>
+        </w:tc>
+        <w:tc>
+          <w:tcPr>
+            <w:tcW w:type="dxa" w:w="1170"/>
+            <w:vAlign w:val="center"/>
+          </w:tcPr>
+          <w:p>
+            <w:r>
+              <w:t>Raw-IQ CNN</w:t>
+            </w:r>
+          </w:p>
+        </w:tc>
+        <w:tc>
+          <w:tcPr>
+            <w:tcW w:type="dxa" w:w="1170"/>
+            <w:vAlign w:val="center"/>
+          </w:tcPr>
+          <w:p>
+            <w:r>
+              <w:t>0.34</w:t>
+            </w:r>
+          </w:p>
+        </w:tc>
+        <w:tc>
+          <w:tcPr>
+            <w:tcW w:type="dxa" w:w="1170"/>
+            <w:vAlign w:val="center"/>
+          </w:tcPr>
+          <w:p>
+            <w:r>
+              <w:t>47.972456006120886</w:t>
+            </w:r>
+          </w:p>
+        </w:tc>
+        <w:tc>
+          <w:tcPr>
+            <w:tcW w:type="dxa" w:w="1170"/>
+            <w:vAlign w:val="center"/>
+          </w:tcPr>
+          <w:p>
+            <w:r>
+              <w:t>68.70696250956388</w:t>
+            </w:r>
+          </w:p>
+        </w:tc>
+        <w:tc>
+          <w:tcPr>
+            <w:tcW w:type="dxa" w:w="1170"/>
+            <w:vAlign w:val="center"/>
+          </w:tcPr>
+          <w:p>
+            <w:r>
+              <w:t>0.30728474461463134</w:t>
+            </w:r>
+          </w:p>
+        </w:tc>
+        <w:tc>
+          <w:tcPr>
+            <w:tcW w:type="dxa" w:w="1170"/>
+            <w:vAlign w:val="center"/>
+          </w:tcPr>
+          <w:p>
+            <w:r>
+              <w:t>50.69273734967816</w:t>
             </w:r>
           </w:p>
         </w:tc>
